--- a/WebContent/docx/HRDscore报告-重庆分子.docx
+++ b/WebContent/docx/HRDscore报告-重庆分子.docx
@@ -2850,15 +2850,15 @@
           </w14:shadow>
         </w:rPr>
       </w:pPr>
-      <w:bookmarkStart w:id="2" w:name="_Toc21669"/>
-      <w:bookmarkStart w:id="3" w:name="_Toc24178_WPSOffice_Level1"/>
-      <w:bookmarkStart w:id="4" w:name="_Toc14123"/>
-      <w:bookmarkStart w:id="5" w:name="_Toc30143_WPSOffice_Level1"/>
-      <w:bookmarkStart w:id="6" w:name="_Toc13806"/>
-      <w:bookmarkStart w:id="7" w:name="_Toc21009_WPSOffice_Level1"/>
-      <w:bookmarkStart w:id="8" w:name="_Toc2077"/>
-      <w:bookmarkStart w:id="9" w:name="_Toc3619"/>
-      <w:bookmarkStart w:id="10" w:name="_Toc107825547"/>
+      <w:bookmarkStart w:id="2" w:name="_Toc107825547"/>
+      <w:bookmarkStart w:id="3" w:name="_Toc21009_WPSOffice_Level1"/>
+      <w:bookmarkStart w:id="4" w:name="_Toc21669"/>
+      <w:bookmarkStart w:id="5" w:name="_Toc13806"/>
+      <w:bookmarkStart w:id="6" w:name="_Toc2077"/>
+      <w:bookmarkStart w:id="7" w:name="_Toc24178_WPSOffice_Level1"/>
+      <w:bookmarkStart w:id="8" w:name="_Toc3619"/>
+      <w:bookmarkStart w:id="9" w:name="_Toc14123"/>
+      <w:bookmarkStart w:id="10" w:name="_Toc30143_WPSOffice_Level1"/>
       <w:r>
         <w:rPr>
           <w:color w:val="62B541"/>
@@ -2919,6 +2919,7 @@
             <w:insideH w:val="single" w:color="BEBEBE" w:themeColor="background1" w:themeShade="BF" w:sz="4" w:space="0"/>
             <w:insideV w:val="single" w:color="BEBEBE" w:themeColor="background1" w:themeShade="BF" w:sz="4" w:space="0"/>
           </w:tblBorders>
+          <w:shd w:val="clear" w:color="auto" w:fill="FFFFFF" w:themeFill="background1"/>
           <w:tblCellMar>
             <w:top w:w="0" w:type="dxa"/>
             <w:left w:w="108" w:type="dxa"/>
@@ -3200,24 +3201,17 @@
             </w:pPr>
             <w:r>
               <w:rPr>
-                <w:rFonts w:ascii="Times New Roman" w:hAnsi="Times New Roman" w:eastAsia="微软雅黑" w:cs="Times New Roman"/>
+                <w:rFonts w:hint="eastAsia" w:ascii="Times New Roman" w:hAnsi="Times New Roman" w:eastAsia="微软雅黑" w:cs="Times New Roman"/>
+                <w:bCs/>
                 <w:color w:val="000000"/>
                 <w:sz w:val="21"/>
                 <w:szCs w:val="21"/>
-                <w:lang w:eastAsia="zh-CN"/>
-              </w:rPr>
-              <w:t>标本类型：</w:t>
-            </w:r>
-            <w:r>
-              <w:rPr>
-                <w:rFonts w:hint="eastAsia" w:ascii="Times New Roman" w:hAnsi="Times New Roman" w:eastAsia="微软雅黑" w:cs="Times New Roman"/>
-                <w:color w:val="000000"/>
-                <w:sz w:val="21"/>
-                <w:szCs w:val="21"/>
-                <w:lang w:eastAsia="zh-CN"/>
-              </w:rPr>
-              <w:t>{{ sample_type }}</w:t>
-            </w:r>
+                <w:lang w:val="en-US" w:eastAsia="zh-CN"/>
+              </w:rPr>
+              <w:t>病理编号：{{ patientid }}</w:t>
+            </w:r>
+            <w:bookmarkStart w:id="119" w:name="_GoBack"/>
+            <w:bookmarkEnd w:id="119"/>
           </w:p>
         </w:tc>
       </w:tr>
@@ -3231,6 +3225,7 @@
             <w:insideH w:val="single" w:color="BEBEBE" w:themeColor="background1" w:themeShade="BF" w:sz="4" w:space="0"/>
             <w:insideV w:val="single" w:color="BEBEBE" w:themeColor="background1" w:themeShade="BF" w:sz="4" w:space="0"/>
           </w:tblBorders>
+          <w:shd w:val="clear" w:color="auto" w:fill="FFFFFF" w:themeFill="background1"/>
           <w:tblCellMar>
             <w:top w:w="0" w:type="dxa"/>
             <w:left w:w="108" w:type="dxa"/>
@@ -3355,14 +3350,54 @@
             </w:pPr>
             <w:r>
               <w:rPr>
-                <w:rFonts w:hint="eastAsia" w:ascii="Times New Roman" w:hAnsi="Times New Roman" w:eastAsia="微软雅黑" w:cs="Times New Roman"/>
-                <w:bCs/>
+                <w:rFonts w:ascii="Times New Roman" w:hAnsi="Times New Roman" w:eastAsia="微软雅黑" w:cs="Times New Roman"/>
                 <w:color w:val="000000"/>
                 <w:sz w:val="21"/>
                 <w:szCs w:val="21"/>
-                <w:lang w:val="en-US" w:eastAsia="zh-CN"/>
-              </w:rPr>
-              <w:t>病理编号：{{ patientid }}</w:t>
+                <w:lang w:eastAsia="zh-CN"/>
+              </w:rPr>
+              <w:t>标本类型：</w:t>
+            </w:r>
+            <w:r>
+              <w:rPr>
+                <w:rFonts w:hint="eastAsia" w:ascii="Times New Roman" w:hAnsi="Times New Roman" w:eastAsia="微软雅黑" w:cs="黑体"/>
+                <w:sz w:val="21"/>
+                <w:lang w:eastAsia="zh-CN"/>
+              </w:rPr>
+              <w:t xml:space="preserve">{% if summaryOfRresults.type == </w:t>
+            </w:r>
+            <w:r>
+              <w:rPr>
+                <w:rFonts w:ascii="Times New Roman" w:hAnsi="Times New Roman" w:eastAsia="微软雅黑" w:cs="黑体"/>
+                <w:sz w:val="21"/>
+                <w:lang w:eastAsia="zh-CN"/>
+              </w:rPr>
+              <w:t>“tissue”</w:t>
+            </w:r>
+            <w:r>
+              <w:rPr>
+                <w:rFonts w:hint="eastAsia" w:ascii="Times New Roman" w:hAnsi="Times New Roman" w:eastAsia="微软雅黑" w:cs="黑体"/>
+                <w:sz w:val="21"/>
+                <w:lang w:eastAsia="zh-CN"/>
+              </w:rPr>
+              <w:t xml:space="preserve"> %}石蜡样本{% else %}</w:t>
+            </w:r>
+            <w:r>
+              <w:rPr>
+                <w:rFonts w:hint="eastAsia" w:ascii="微软雅黑" w:hAnsi="微软雅黑" w:eastAsia="微软雅黑" w:cs="微软雅黑"/>
+                <w:sz w:val="21"/>
+                <w:szCs w:val="21"/>
+                <w:lang w:val="en-US" w:eastAsia="zh-CN" w:bidi="ar"/>
+              </w:rPr>
+              <w:t>血液</w:t>
+            </w:r>
+            <w:r>
+              <w:rPr>
+                <w:rFonts w:hint="eastAsia" w:ascii="Times New Roman" w:hAnsi="Times New Roman" w:eastAsia="微软雅黑" w:cs="黑体"/>
+                <w:sz w:val="21"/>
+                <w:lang w:eastAsia="zh-CN"/>
+              </w:rPr>
+              <w:t>{% endif %}</w:t>
             </w:r>
           </w:p>
         </w:tc>
@@ -3377,6 +3412,7 @@
             <w:insideH w:val="single" w:color="BEBEBE" w:themeColor="background1" w:themeShade="BF" w:sz="4" w:space="0"/>
             <w:insideV w:val="single" w:color="BEBEBE" w:themeColor="background1" w:themeShade="BF" w:sz="4" w:space="0"/>
           </w:tblBorders>
+          <w:shd w:val="clear" w:color="auto" w:fill="FFFFFF" w:themeFill="background1"/>
           <w:tblCellMar>
             <w:top w:w="0" w:type="dxa"/>
             <w:left w:w="108" w:type="dxa"/>
@@ -3560,14 +3596,14 @@
           </w14:shadow>
         </w:rPr>
       </w:pPr>
-      <w:bookmarkStart w:id="11" w:name="_Toc7021_WPSOffice_Level1"/>
-      <w:bookmarkStart w:id="12" w:name="_Toc29272"/>
-      <w:bookmarkStart w:id="13" w:name="_Toc18062_WPSOffice_Level1"/>
-      <w:bookmarkStart w:id="14" w:name="_Toc107825548"/>
-      <w:bookmarkStart w:id="15" w:name="_Toc11015_WPSOffice_Level1"/>
-      <w:bookmarkStart w:id="16" w:name="_Toc17451"/>
-      <w:bookmarkStart w:id="17" w:name="_Toc12616"/>
-      <w:bookmarkStart w:id="18" w:name="_Toc26731"/>
+      <w:bookmarkStart w:id="11" w:name="_Toc11015_WPSOffice_Level1"/>
+      <w:bookmarkStart w:id="12" w:name="_Toc17451"/>
+      <w:bookmarkStart w:id="13" w:name="_Toc12616"/>
+      <w:bookmarkStart w:id="14" w:name="_Toc26731"/>
+      <w:bookmarkStart w:id="15" w:name="_Toc7021_WPSOffice_Level1"/>
+      <w:bookmarkStart w:id="16" w:name="_Toc29272"/>
+      <w:bookmarkStart w:id="17" w:name="_Toc18062_WPSOffice_Level1"/>
+      <w:bookmarkStart w:id="18" w:name="_Toc107825548"/>
       <w:bookmarkStart w:id="19" w:name="_Toc3823"/>
       <w:r>
         <w:rPr>
@@ -3935,13 +3971,13 @@
           </w14:shadow>
         </w:rPr>
       </w:pPr>
-      <w:bookmarkStart w:id="21" w:name="_Toc25920"/>
-      <w:bookmarkStart w:id="22" w:name="_Toc6221_WPSOffice_Level1"/>
-      <w:bookmarkStart w:id="23" w:name="_Toc16576"/>
-      <w:bookmarkStart w:id="24" w:name="_Toc23369_WPSOffice_Level1"/>
+      <w:bookmarkStart w:id="21" w:name="_Toc6221_WPSOffice_Level1"/>
+      <w:bookmarkStart w:id="22" w:name="_Toc23369_WPSOffice_Level1"/>
+      <w:bookmarkStart w:id="23" w:name="_Toc12582"/>
+      <w:bookmarkStart w:id="24" w:name="_Toc16576"/>
       <w:bookmarkStart w:id="25" w:name="_Toc18058"/>
-      <w:bookmarkStart w:id="26" w:name="_Toc107825549"/>
-      <w:bookmarkStart w:id="27" w:name="_Toc12582"/>
+      <w:bookmarkStart w:id="26" w:name="_Toc25920"/>
+      <w:bookmarkStart w:id="27" w:name="_Toc107825549"/>
       <w:bookmarkStart w:id="28" w:name="_Toc19777"/>
       <w:r>
         <w:rPr>
@@ -4011,8 +4047,8 @@
           <w:lang w:eastAsia="zh-CN"/>
         </w:rPr>
       </w:pPr>
-      <w:bookmarkStart w:id="29" w:name="_Toc24922"/>
-      <w:bookmarkStart w:id="30" w:name="_Toc149837254"/>
+      <w:bookmarkStart w:id="29" w:name="_Toc149837254"/>
+      <w:bookmarkStart w:id="30" w:name="_Toc24922"/>
       <w:r>
         <w:rPr>
           <w:rFonts w:hint="eastAsia"/>
@@ -5491,12 +5527,12 @@
         </w:rPr>
       </w:pPr>
       <w:bookmarkStart w:id="42" w:name="_Toc23903"/>
-      <w:bookmarkStart w:id="43" w:name="_Toc32443_WPSOffice_Level1"/>
-      <w:bookmarkStart w:id="44" w:name="_Toc180"/>
-      <w:bookmarkStart w:id="45" w:name="_Toc23846_WPSOffice_Level1"/>
-      <w:bookmarkStart w:id="46" w:name="_Toc107825555"/>
-      <w:bookmarkStart w:id="47" w:name="_Toc25727"/>
-      <w:bookmarkStart w:id="48" w:name="_Toc4331_WPSOffice_Level1"/>
+      <w:bookmarkStart w:id="43" w:name="_Toc23846_WPSOffice_Level1"/>
+      <w:bookmarkStart w:id="44" w:name="_Toc107825555"/>
+      <w:bookmarkStart w:id="45" w:name="_Toc32443_WPSOffice_Level1"/>
+      <w:bookmarkStart w:id="46" w:name="_Toc180"/>
+      <w:bookmarkStart w:id="47" w:name="_Toc4331_WPSOffice_Level1"/>
+      <w:bookmarkStart w:id="48" w:name="_Toc25727"/>
       <w:bookmarkStart w:id="49" w:name="_Toc29372"/>
       <w:r>
         <w:rPr>
@@ -5558,10 +5594,10 @@
           <w:lang w:eastAsia="zh-CN"/>
         </w:rPr>
       </w:pPr>
-      <w:bookmarkStart w:id="50" w:name="_Toc20034"/>
-      <w:bookmarkStart w:id="51" w:name="_Toc8587"/>
-      <w:bookmarkStart w:id="52" w:name="_Toc10223"/>
-      <w:bookmarkStart w:id="53" w:name="_Toc106719764"/>
+      <w:bookmarkStart w:id="50" w:name="_Toc8587"/>
+      <w:bookmarkStart w:id="51" w:name="_Toc10223"/>
+      <w:bookmarkStart w:id="52" w:name="_Toc106719764"/>
+      <w:bookmarkStart w:id="53" w:name="_Toc20034"/>
       <w:r>
         <w:rPr>
           <w:rFonts w:hint="eastAsia"/>
@@ -5637,12 +5673,6 @@
             <w:insideH w:val="dotted" w:color="033F86" w:sz="4" w:space="0"/>
             <w:insideV w:val="dotted" w:color="033F86" w:sz="4" w:space="0"/>
           </w:tblBorders>
-          <w:tblCellMar>
-            <w:top w:w="0" w:type="dxa"/>
-            <w:left w:w="108" w:type="dxa"/>
-            <w:bottom w:w="0" w:type="dxa"/>
-            <w:right w:w="108" w:type="dxa"/>
-          </w:tblCellMar>
         </w:tblPrEx>
         <w:trPr>
           <w:jc w:val="center"/>
@@ -8688,11 +8718,11 @@
           <w:lang w:eastAsia="zh-CN"/>
         </w:rPr>
       </w:pPr>
-      <w:bookmarkStart w:id="55" w:name="_Toc21881"/>
-      <w:bookmarkStart w:id="56" w:name="_Toc23723"/>
-      <w:bookmarkStart w:id="57" w:name="_Toc107825556"/>
+      <w:bookmarkStart w:id="55" w:name="_Toc23723"/>
+      <w:bookmarkStart w:id="56" w:name="_Toc21881"/>
+      <w:bookmarkStart w:id="57" w:name="_Toc107330125"/>
       <w:bookmarkStart w:id="58" w:name="_Toc10233"/>
-      <w:bookmarkStart w:id="59" w:name="_Toc107330125"/>
+      <w:bookmarkStart w:id="59" w:name="_Toc107825556"/>
       <w:r>
         <w:rPr>
           <w:rFonts w:hint="eastAsia"/>
@@ -13150,15 +13180,15 @@
           </w14:shadow>
         </w:rPr>
       </w:pPr>
-      <w:bookmarkStart w:id="60" w:name="_Toc13196_WPSOffice_Level1"/>
-      <w:bookmarkStart w:id="61" w:name="_Toc28240"/>
-      <w:bookmarkStart w:id="62" w:name="_Toc25501"/>
-      <w:bookmarkStart w:id="63" w:name="_Toc1707_WPSOffice_Level1"/>
-      <w:bookmarkStart w:id="64" w:name="_Toc13698"/>
-      <w:bookmarkStart w:id="65" w:name="_Toc11294"/>
-      <w:bookmarkStart w:id="66" w:name="_Toc27302"/>
-      <w:bookmarkStart w:id="67" w:name="_Toc21764_WPSOffice_Level1"/>
-      <w:bookmarkStart w:id="68" w:name="_Toc107825561"/>
+      <w:bookmarkStart w:id="60" w:name="_Toc1707_WPSOffice_Level1"/>
+      <w:bookmarkStart w:id="61" w:name="_Toc107825561"/>
+      <w:bookmarkStart w:id="62" w:name="_Toc13698"/>
+      <w:bookmarkStart w:id="63" w:name="_Toc11294"/>
+      <w:bookmarkStart w:id="64" w:name="_Toc28240"/>
+      <w:bookmarkStart w:id="65" w:name="_Toc27302"/>
+      <w:bookmarkStart w:id="66" w:name="_Toc21764_WPSOffice_Level1"/>
+      <w:bookmarkStart w:id="67" w:name="_Toc13196_WPSOffice_Level1"/>
+      <w:bookmarkStart w:id="68" w:name="_Toc25501"/>
       <w:r>
         <w:rPr>
           <w:rStyle w:val="37"/>
@@ -13199,14 +13229,14 @@
           <w:lang w:eastAsia="zh-CN"/>
         </w:rPr>
       </w:pPr>
-      <w:bookmarkStart w:id="69" w:name="_Toc32150"/>
-      <w:bookmarkStart w:id="70" w:name="_Toc15840_WPSOffice_Level1"/>
-      <w:bookmarkStart w:id="71" w:name="_Toc24085_WPSOffice_Level1"/>
-      <w:bookmarkStart w:id="72" w:name="_Toc28605"/>
-      <w:bookmarkStart w:id="73" w:name="_Toc10437"/>
-      <w:bookmarkStart w:id="74" w:name="_Toc9066"/>
-      <w:bookmarkStart w:id="75" w:name="_Toc3674"/>
-      <w:bookmarkStart w:id="76" w:name="_Toc14255_WPSOffice_Level1"/>
+      <w:bookmarkStart w:id="69" w:name="_Toc15840_WPSOffice_Level1"/>
+      <w:bookmarkStart w:id="70" w:name="_Toc24085_WPSOffice_Level1"/>
+      <w:bookmarkStart w:id="71" w:name="_Toc28605"/>
+      <w:bookmarkStart w:id="72" w:name="_Toc10437"/>
+      <w:bookmarkStart w:id="73" w:name="_Toc32150"/>
+      <w:bookmarkStart w:id="74" w:name="_Toc3674"/>
+      <w:bookmarkStart w:id="75" w:name="_Toc14255_WPSOffice_Level1"/>
+      <w:bookmarkStart w:id="76" w:name="_Toc9066"/>
       <w:bookmarkStart w:id="77" w:name="_Toc11896_WPSOffice_Level1"/>
       <w:bookmarkStart w:id="78" w:name="_Toc23688"/>
       <w:bookmarkStart w:id="79" w:name="_Toc11193_WPSOffice_Level1"/>
@@ -13642,8 +13672,6 @@
               </w:rPr>
               <w:t>2</w:t>
             </w:r>
-            <w:bookmarkStart w:id="119" w:name="_GoBack"/>
-            <w:bookmarkEnd w:id="119"/>
             <w:r>
               <w:rPr>
                 <w:rFonts w:hint="eastAsia" w:ascii="Times New Roman" w:hAnsi="Times New Roman" w:eastAsia="微软雅黑" w:cs="Times New Roman"/>
@@ -15520,7 +15548,7 @@
           <w:szCs w:val="18"/>
           <w:lang w:eastAsia="zh-CN"/>
         </w:rPr>
-        <w:t>总体质量评估：总体质量评估：根据DNA平均测序深度进行评估，分为“合格”、“警戒“、”不合格”三个等级。总体质量评估为“警戒“或者“不合格”时，均会影响检测的准确性和敏感性。</w:t>
+        <w:t>总体质量评估：根据DNA平均测序深度进行评估，分为“合格”、“警戒“、”不合格”三个等级。总体质量评估为“警戒“或者“不合格”时，均会影响检测的准确性和敏感性。</w:t>
       </w:r>
     </w:p>
     <w:p>
@@ -15552,9 +15580,9 @@
           <w:lang w:eastAsia="zh-CN"/>
         </w:rPr>
       </w:pPr>
-      <w:bookmarkStart w:id="81" w:name="_Toc19415"/>
-      <w:bookmarkStart w:id="82" w:name="_Toc107825565"/>
-      <w:bookmarkStart w:id="83" w:name="_Toc28611"/>
+      <w:bookmarkStart w:id="81" w:name="_Toc107825565"/>
+      <w:bookmarkStart w:id="82" w:name="_Toc28611"/>
+      <w:bookmarkStart w:id="83" w:name="_Toc19415"/>
       <w:r>
         <w:rPr>
           <w:rFonts w:hint="eastAsia"/>
@@ -17230,9 +17258,9 @@
         </w:rPr>
       </w:pPr>
       <w:bookmarkStart w:id="92" w:name="_Toc3846"/>
-      <w:bookmarkStart w:id="93" w:name="_Toc5400"/>
-      <w:bookmarkStart w:id="94" w:name="_Toc331"/>
-      <w:bookmarkStart w:id="95" w:name="_Toc32060"/>
+      <w:bookmarkStart w:id="93" w:name="_Toc331"/>
+      <w:bookmarkStart w:id="94" w:name="_Toc32060"/>
+      <w:bookmarkStart w:id="95" w:name="_Toc5400"/>
       <w:r>
         <w:rPr>
           <w:rFonts w:ascii="Times New Roman" w:hAnsi="Times New Roman" w:eastAsia="微软雅黑" w:cs="Times New Roman"/>
@@ -17363,10 +17391,10 @@
           <w:lang w:eastAsia="zh-CN"/>
         </w:rPr>
       </w:pPr>
-      <w:bookmarkStart w:id="96" w:name="_Toc126"/>
-      <w:bookmarkStart w:id="97" w:name="_Toc5423"/>
-      <w:bookmarkStart w:id="98" w:name="_Toc22196"/>
-      <w:bookmarkStart w:id="99" w:name="_Toc10299"/>
+      <w:bookmarkStart w:id="96" w:name="_Toc22196"/>
+      <w:bookmarkStart w:id="97" w:name="_Toc10299"/>
+      <w:bookmarkStart w:id="98" w:name="_Toc126"/>
+      <w:bookmarkStart w:id="99" w:name="_Toc5423"/>
       <w:r>
         <w:rPr>
           <w:rFonts w:ascii="Times New Roman" w:hAnsi="Times New Roman" w:eastAsia="微软雅黑" w:cs="Times New Roman"/>
@@ -17567,12 +17595,12 @@
       <w:bookmarkStart w:id="100" w:name="_Toc28248"/>
       <w:bookmarkStart w:id="101" w:name="_Toc3409"/>
       <w:bookmarkStart w:id="102" w:name="_Toc15114"/>
-      <w:bookmarkStart w:id="103" w:name="_Toc5476"/>
-      <w:bookmarkStart w:id="104" w:name="_Toc26985_WPSOffice_Level1"/>
-      <w:bookmarkStart w:id="105" w:name="_Toc28454_WPSOffice_Level1"/>
-      <w:bookmarkStart w:id="106" w:name="_Toc107825570"/>
-      <w:bookmarkStart w:id="107" w:name="_Toc20170_WPSOffice_Level1"/>
-      <w:bookmarkStart w:id="108" w:name="_Toc27034"/>
+      <w:bookmarkStart w:id="103" w:name="_Toc20170_WPSOffice_Level1"/>
+      <w:bookmarkStart w:id="104" w:name="_Toc27034"/>
+      <w:bookmarkStart w:id="105" w:name="_Toc26985_WPSOffice_Level1"/>
+      <w:bookmarkStart w:id="106" w:name="_Toc28454_WPSOffice_Level1"/>
+      <w:bookmarkStart w:id="107" w:name="_Toc107825570"/>
+      <w:bookmarkStart w:id="108" w:name="_Toc5476"/>
       <w:r>
         <w:rPr>
           <w:rFonts w:hint="eastAsia"/>
@@ -17599,13 +17627,13 @@
           <w:lang w:eastAsia="zh-CN"/>
         </w:rPr>
       </w:pPr>
-      <w:bookmarkStart w:id="109" w:name="_Toc21361"/>
-      <w:bookmarkStart w:id="110" w:name="_Toc9662"/>
-      <w:bookmarkStart w:id="111" w:name="_Toc107825571"/>
+      <w:bookmarkStart w:id="109" w:name="_Toc107825571"/>
+      <w:bookmarkStart w:id="110" w:name="_Toc21361"/>
+      <w:bookmarkStart w:id="111" w:name="_Toc9662"/>
       <w:bookmarkStart w:id="112" w:name="_Toc22623"/>
       <w:bookmarkStart w:id="113" w:name="_Toc14611_WPSOffice_Level1"/>
-      <w:bookmarkStart w:id="114" w:name="_Toc13275"/>
-      <w:bookmarkStart w:id="115" w:name="_Toc22162_WPSOffice_Level1"/>
+      <w:bookmarkStart w:id="114" w:name="_Toc22162_WPSOffice_Level1"/>
+      <w:bookmarkStart w:id="115" w:name="_Toc13275"/>
       <w:bookmarkStart w:id="116" w:name="_Toc19584_WPSOffice_Level1"/>
       <w:bookmarkStart w:id="117" w:name="_Toc17792_WPSOffice_Level2"/>
     </w:p>
@@ -22411,20 +22439,10 @@
 </s:customData>
 </file>
 
-<file path=customXml/item2.xml><?xml version="1.0" encoding="utf-8"?>
-<b:Sources xmlns:b="http://schemas.openxmlformats.org/officeDocument/2006/bibliography" xmlns="http://schemas.openxmlformats.org/officeDocument/2006/bibliography" SelectedStyle="\APA.XSL" StyleName="APA"/>
-</file>
-
 <file path=customXml/itemProps1.xml><?xml version="1.0" encoding="utf-8"?>
 <ds:datastoreItem xmlns:ds="http://schemas.openxmlformats.org/officeDocument/2006/customXml" ds:itemID="{B1977F7D-205B-4081-913C-38D41E755F92}">
   <ds:schemaRefs>
     <ds:schemaRef ds:uri="http://www.wps.cn/officeDocument/2013/wpsCustomData"/>
   </ds:schemaRefs>
 </ds:datastoreItem>
-</file>
-
-<file path=customXml/itemProps2.xml><?xml version="1.0" encoding="utf-8"?>
-<ds:datastoreItem xmlns:ds="http://schemas.openxmlformats.org/officeDocument/2006/customXml" ds:itemID="{330A7792-0DC3-4D00-8C3E-D79273CD5DCA}">
-  <ds:schemaRefs/>
-</ds:datastoreItem>
 </file>
--- a/WebContent/docx/HRDscore报告-重庆分子.docx
+++ b/WebContent/docx/HRDscore报告-重庆分子.docx
@@ -10,8 +10,8 @@
           <w:lang w:eastAsia="zh-CN"/>
         </w:rPr>
       </w:pPr>
-      <w:bookmarkStart w:id="0" w:name="_Toc26189"/>
-      <w:bookmarkStart w:id="1" w:name="_Toc12869"/>
+      <w:bookmarkStart w:id="0" w:name="_Toc12869"/>
+      <w:bookmarkStart w:id="1" w:name="_Toc26189"/>
     </w:p>
     <w:p>
       <w:pPr>
@@ -2850,15 +2850,15 @@
           </w14:shadow>
         </w:rPr>
       </w:pPr>
-      <w:bookmarkStart w:id="2" w:name="_Toc107825547"/>
-      <w:bookmarkStart w:id="3" w:name="_Toc21009_WPSOffice_Level1"/>
-      <w:bookmarkStart w:id="4" w:name="_Toc21669"/>
+      <w:bookmarkStart w:id="2" w:name="_Toc24178_WPSOffice_Level1"/>
+      <w:bookmarkStart w:id="3" w:name="_Toc107825547"/>
+      <w:bookmarkStart w:id="4" w:name="_Toc30143_WPSOffice_Level1"/>
       <w:bookmarkStart w:id="5" w:name="_Toc13806"/>
-      <w:bookmarkStart w:id="6" w:name="_Toc2077"/>
-      <w:bookmarkStart w:id="7" w:name="_Toc24178_WPSOffice_Level1"/>
-      <w:bookmarkStart w:id="8" w:name="_Toc3619"/>
-      <w:bookmarkStart w:id="9" w:name="_Toc14123"/>
-      <w:bookmarkStart w:id="10" w:name="_Toc30143_WPSOffice_Level1"/>
+      <w:bookmarkStart w:id="6" w:name="_Toc14123"/>
+      <w:bookmarkStart w:id="7" w:name="_Toc3619"/>
+      <w:bookmarkStart w:id="8" w:name="_Toc2077"/>
+      <w:bookmarkStart w:id="9" w:name="_Toc21669"/>
+      <w:bookmarkStart w:id="10" w:name="_Toc21009_WPSOffice_Level1"/>
       <w:r>
         <w:rPr>
           <w:color w:val="62B541"/>
@@ -3077,6 +3077,7 @@
             <w:insideH w:val="single" w:color="BEBEBE" w:themeColor="background1" w:themeShade="BF" w:sz="4" w:space="0"/>
             <w:insideV w:val="single" w:color="BEBEBE" w:themeColor="background1" w:themeShade="BF" w:sz="4" w:space="0"/>
           </w:tblBorders>
+          <w:shd w:val="clear" w:color="auto" w:fill="FFFFFF" w:themeFill="background1"/>
           <w:tblCellMar>
             <w:top w:w="0" w:type="dxa"/>
             <w:left w:w="108" w:type="dxa"/>
@@ -3201,17 +3202,55 @@
             </w:pPr>
             <w:r>
               <w:rPr>
-                <w:rFonts w:hint="eastAsia" w:ascii="Times New Roman" w:hAnsi="Times New Roman" w:eastAsia="微软雅黑" w:cs="Times New Roman"/>
-                <w:bCs/>
+                <w:rFonts w:ascii="Times New Roman" w:hAnsi="Times New Roman" w:eastAsia="微软雅黑" w:cs="Times New Roman"/>
                 <w:color w:val="000000"/>
                 <w:sz w:val="21"/>
                 <w:szCs w:val="21"/>
-                <w:lang w:val="en-US" w:eastAsia="zh-CN"/>
-              </w:rPr>
-              <w:t>病理编号：{{ patientid }}</w:t>
-            </w:r>
-            <w:bookmarkStart w:id="119" w:name="_GoBack"/>
-            <w:bookmarkEnd w:id="119"/>
+                <w:lang w:eastAsia="zh-CN"/>
+              </w:rPr>
+              <w:t>标本类型：</w:t>
+            </w:r>
+            <w:r>
+              <w:rPr>
+                <w:rFonts w:hint="eastAsia" w:ascii="Times New Roman" w:hAnsi="Times New Roman" w:eastAsia="微软雅黑" w:cs="黑体"/>
+                <w:sz w:val="21"/>
+                <w:lang w:eastAsia="zh-CN"/>
+              </w:rPr>
+              <w:t xml:space="preserve">{% if summaryOfRresults.type == </w:t>
+            </w:r>
+            <w:r>
+              <w:rPr>
+                <w:rFonts w:ascii="Times New Roman" w:hAnsi="Times New Roman" w:eastAsia="微软雅黑" w:cs="黑体"/>
+                <w:sz w:val="21"/>
+                <w:lang w:eastAsia="zh-CN"/>
+              </w:rPr>
+              <w:t>“tissue”</w:t>
+            </w:r>
+            <w:r>
+              <w:rPr>
+                <w:rFonts w:hint="eastAsia" w:ascii="Times New Roman" w:hAnsi="Times New Roman" w:eastAsia="微软雅黑" w:cs="黑体"/>
+                <w:sz w:val="21"/>
+                <w:lang w:eastAsia="zh-CN"/>
+              </w:rPr>
+              <w:t xml:space="preserve"> %}石蜡样本{% else %}</w:t>
+            </w:r>
+            <w:r>
+              <w:rPr>
+                <w:rFonts w:hint="eastAsia" w:ascii="微软雅黑" w:hAnsi="微软雅黑" w:eastAsia="微软雅黑" w:cs="微软雅黑"/>
+                <w:sz w:val="21"/>
+                <w:szCs w:val="21"/>
+                <w:lang w:val="en-US" w:eastAsia="zh-CN" w:bidi="ar"/>
+              </w:rPr>
+              <w:t>血液</w:t>
+            </w:r>
+            <w:r>
+              <w:rPr>
+                <w:rFonts w:hint="eastAsia" w:ascii="Times New Roman" w:hAnsi="Times New Roman" w:eastAsia="微软雅黑" w:cs="黑体"/>
+                <w:sz w:val="21"/>
+                <w:lang w:eastAsia="zh-CN"/>
+              </w:rPr>
+              <w:t>{% endif %}</w:t>
+            </w:r>
           </w:p>
         </w:tc>
       </w:tr>
@@ -3350,54 +3389,14 @@
             </w:pPr>
             <w:r>
               <w:rPr>
-                <w:rFonts w:ascii="Times New Roman" w:hAnsi="Times New Roman" w:eastAsia="微软雅黑" w:cs="Times New Roman"/>
+                <w:rFonts w:hint="eastAsia" w:ascii="Times New Roman" w:hAnsi="Times New Roman" w:eastAsia="微软雅黑" w:cs="Times New Roman"/>
+                <w:bCs/>
                 <w:color w:val="000000"/>
                 <w:sz w:val="21"/>
                 <w:szCs w:val="21"/>
-                <w:lang w:eastAsia="zh-CN"/>
-              </w:rPr>
-              <w:t>标本类型：</w:t>
-            </w:r>
-            <w:r>
-              <w:rPr>
-                <w:rFonts w:hint="eastAsia" w:ascii="Times New Roman" w:hAnsi="Times New Roman" w:eastAsia="微软雅黑" w:cs="黑体"/>
-                <w:sz w:val="21"/>
-                <w:lang w:eastAsia="zh-CN"/>
-              </w:rPr>
-              <w:t xml:space="preserve">{% if summaryOfRresults.type == </w:t>
-            </w:r>
-            <w:r>
-              <w:rPr>
-                <w:rFonts w:ascii="Times New Roman" w:hAnsi="Times New Roman" w:eastAsia="微软雅黑" w:cs="黑体"/>
-                <w:sz w:val="21"/>
-                <w:lang w:eastAsia="zh-CN"/>
-              </w:rPr>
-              <w:t>“tissue”</w:t>
-            </w:r>
-            <w:r>
-              <w:rPr>
-                <w:rFonts w:hint="eastAsia" w:ascii="Times New Roman" w:hAnsi="Times New Roman" w:eastAsia="微软雅黑" w:cs="黑体"/>
-                <w:sz w:val="21"/>
-                <w:lang w:eastAsia="zh-CN"/>
-              </w:rPr>
-              <w:t xml:space="preserve"> %}石蜡样本{% else %}</w:t>
-            </w:r>
-            <w:r>
-              <w:rPr>
-                <w:rFonts w:hint="eastAsia" w:ascii="微软雅黑" w:hAnsi="微软雅黑" w:eastAsia="微软雅黑" w:cs="微软雅黑"/>
-                <w:sz w:val="21"/>
-                <w:szCs w:val="21"/>
-                <w:lang w:val="en-US" w:eastAsia="zh-CN" w:bidi="ar"/>
-              </w:rPr>
-              <w:t>血液</w:t>
-            </w:r>
-            <w:r>
-              <w:rPr>
-                <w:rFonts w:hint="eastAsia" w:ascii="Times New Roman" w:hAnsi="Times New Roman" w:eastAsia="微软雅黑" w:cs="黑体"/>
-                <w:sz w:val="21"/>
-                <w:lang w:eastAsia="zh-CN"/>
-              </w:rPr>
-              <w:t>{% endif %}</w:t>
+                <w:lang w:val="en-US" w:eastAsia="zh-CN"/>
+              </w:rPr>
+              <w:t>病理编号：{{ patientid }}</w:t>
             </w:r>
           </w:p>
         </w:tc>
@@ -3596,14 +3595,14 @@
           </w14:shadow>
         </w:rPr>
       </w:pPr>
-      <w:bookmarkStart w:id="11" w:name="_Toc11015_WPSOffice_Level1"/>
-      <w:bookmarkStart w:id="12" w:name="_Toc17451"/>
-      <w:bookmarkStart w:id="13" w:name="_Toc12616"/>
-      <w:bookmarkStart w:id="14" w:name="_Toc26731"/>
-      <w:bookmarkStart w:id="15" w:name="_Toc7021_WPSOffice_Level1"/>
-      <w:bookmarkStart w:id="16" w:name="_Toc29272"/>
-      <w:bookmarkStart w:id="17" w:name="_Toc18062_WPSOffice_Level1"/>
-      <w:bookmarkStart w:id="18" w:name="_Toc107825548"/>
+      <w:bookmarkStart w:id="11" w:name="_Toc17451"/>
+      <w:bookmarkStart w:id="12" w:name="_Toc26731"/>
+      <w:bookmarkStart w:id="13" w:name="_Toc29272"/>
+      <w:bookmarkStart w:id="14" w:name="_Toc11015_WPSOffice_Level1"/>
+      <w:bookmarkStart w:id="15" w:name="_Toc18062_WPSOffice_Level1"/>
+      <w:bookmarkStart w:id="16" w:name="_Toc107825548"/>
+      <w:bookmarkStart w:id="17" w:name="_Toc12616"/>
+      <w:bookmarkStart w:id="18" w:name="_Toc7021_WPSOffice_Level1"/>
       <w:bookmarkStart w:id="19" w:name="_Toc3823"/>
       <w:r>
         <w:rPr>
@@ -3971,13 +3970,13 @@
           </w14:shadow>
         </w:rPr>
       </w:pPr>
-      <w:bookmarkStart w:id="21" w:name="_Toc6221_WPSOffice_Level1"/>
-      <w:bookmarkStart w:id="22" w:name="_Toc23369_WPSOffice_Level1"/>
-      <w:bookmarkStart w:id="23" w:name="_Toc12582"/>
-      <w:bookmarkStart w:id="24" w:name="_Toc16576"/>
+      <w:bookmarkStart w:id="21" w:name="_Toc16576"/>
+      <w:bookmarkStart w:id="22" w:name="_Toc12582"/>
+      <w:bookmarkStart w:id="23" w:name="_Toc6221_WPSOffice_Level1"/>
+      <w:bookmarkStart w:id="24" w:name="_Toc25920"/>
       <w:bookmarkStart w:id="25" w:name="_Toc18058"/>
-      <w:bookmarkStart w:id="26" w:name="_Toc25920"/>
-      <w:bookmarkStart w:id="27" w:name="_Toc107825549"/>
+      <w:bookmarkStart w:id="26" w:name="_Toc107825549"/>
+      <w:bookmarkStart w:id="27" w:name="_Toc23369_WPSOffice_Level1"/>
       <w:bookmarkStart w:id="28" w:name="_Toc19777"/>
       <w:r>
         <w:rPr>
@@ -4893,47 +4892,427 @@
     <w:p>
       <w:pPr>
         <w:rPr>
-          <w:rFonts w:ascii="Times New Roman" w:hAnsi="Times New Roman" w:eastAsia="微软雅黑" w:cs="黑体"/>
-          <w:b/>
-          <w:bCs/>
-          <w:color w:val="00B050"/>
-          <w:sz w:val="28"/>
-          <w:szCs w:val="36"/>
           <w:lang w:eastAsia="zh-CN"/>
         </w:rPr>
       </w:pPr>
     </w:p>
+    <w:tbl>
+      <w:tblPr>
+        <w:tblStyle w:val="14"/>
+        <w:tblpPr w:leftFromText="181" w:rightFromText="181" w:tblpXSpec="left" w:tblpYSpec="bottom"/>
+        <w:tblOverlap w:val="never"/>
+        <w:tblW w:w="9883" w:type="dxa"/>
+        <w:tblInd w:w="108" w:type="dxa"/>
+        <w:tblBorders>
+          <w:top w:val="none" w:color="auto" w:sz="0" w:space="0"/>
+          <w:left w:val="none" w:color="auto" w:sz="0" w:space="0"/>
+          <w:bottom w:val="none" w:color="auto" w:sz="0" w:space="0"/>
+          <w:right w:val="none" w:color="auto" w:sz="0" w:space="0"/>
+          <w:insideH w:val="single" w:color="auto" w:sz="4" w:space="0"/>
+          <w:insideV w:val="none" w:color="auto" w:sz="0" w:space="0"/>
+        </w:tblBorders>
+        <w:tblLayout w:type="fixed"/>
+        <w:tblCellMar>
+          <w:top w:w="0" w:type="dxa"/>
+          <w:left w:w="108" w:type="dxa"/>
+          <w:bottom w:w="0" w:type="dxa"/>
+          <w:right w:w="108" w:type="dxa"/>
+        </w:tblCellMar>
+      </w:tblPr>
+      <w:tblGrid>
+        <w:gridCol w:w="3969"/>
+        <w:gridCol w:w="5914"/>
+      </w:tblGrid>
+      <w:tr>
+        <w:tblPrEx>
+          <w:tblBorders>
+            <w:top w:val="none" w:color="auto" w:sz="0" w:space="0"/>
+            <w:left w:val="none" w:color="auto" w:sz="0" w:space="0"/>
+            <w:bottom w:val="none" w:color="auto" w:sz="0" w:space="0"/>
+            <w:right w:val="none" w:color="auto" w:sz="0" w:space="0"/>
+            <w:insideH w:val="single" w:color="auto" w:sz="4" w:space="0"/>
+            <w:insideV w:val="none" w:color="auto" w:sz="0" w:space="0"/>
+          </w:tblBorders>
+          <w:tblCellMar>
+            <w:top w:w="0" w:type="dxa"/>
+            <w:left w:w="108" w:type="dxa"/>
+            <w:bottom w:w="0" w:type="dxa"/>
+            <w:right w:w="108" w:type="dxa"/>
+          </w:tblCellMar>
+        </w:tblPrEx>
+        <w:tc>
+          <w:tcPr>
+            <w:tcW w:w="9883" w:type="dxa"/>
+            <w:gridSpan w:val="2"/>
+            <w:vAlign w:val="top"/>
+          </w:tcPr>
+          <w:p>
+            <w:pPr>
+              <w:keepNext w:val="0"/>
+              <w:keepLines w:val="0"/>
+              <w:pageBreakBefore w:val="0"/>
+              <w:widowControl w:val="0"/>
+              <w:kinsoku/>
+              <w:wordWrap/>
+              <w:overflowPunct/>
+              <w:topLinePunct w:val="0"/>
+              <w:autoSpaceDE/>
+              <w:autoSpaceDN/>
+              <w:bidi w:val="0"/>
+              <w:adjustRightInd/>
+              <w:snapToGrid/>
+              <w:spacing w:after="63" w:afterLines="20" w:line="240" w:lineRule="auto"/>
+              <w:ind w:left="621" w:leftChars="155" w:hanging="280" w:hangingChars="100"/>
+              <w:textAlignment w:val="auto"/>
+              <w:rPr>
+                <w:rFonts w:eastAsia="微软雅黑"/>
+                <w:b/>
+                <w:color w:val="00B050"/>
+                <w:sz w:val="28"/>
+                <w:szCs w:val="28"/>
+              </w:rPr>
+            </w:pPr>
+            <w:r>
+              <w:rPr>
+                <w:rFonts w:eastAsia="微软雅黑"/>
+                <w:b/>
+                <w:color w:val="00B050"/>
+                <w:sz w:val="28"/>
+                <w:szCs w:val="28"/>
+                <w:lang w:eastAsia="zh-CN"/>
+              </w:rPr>
+              <w:drawing>
+                <wp:anchor distT="0" distB="0" distL="114300" distR="114300" simplePos="0" relativeHeight="251661312" behindDoc="0" locked="0" layoutInCell="1" allowOverlap="1">
+                  <wp:simplePos x="0" y="0"/>
+                  <wp:positionH relativeFrom="column">
+                    <wp:posOffset>-15240</wp:posOffset>
+                  </wp:positionH>
+                  <wp:positionV relativeFrom="paragraph">
+                    <wp:posOffset>88900</wp:posOffset>
+                  </wp:positionV>
+                  <wp:extent cx="196215" cy="197485"/>
+                  <wp:effectExtent l="0" t="0" r="1905" b="635"/>
+                  <wp:wrapNone/>
+                  <wp:docPr id="5" name="图片 5" descr="1"/>
+                  <wp:cNvGraphicFramePr>
+                    <a:graphicFrameLocks xmlns:a="http://schemas.openxmlformats.org/drawingml/2006/main" noChangeAspect="1"/>
+                  </wp:cNvGraphicFramePr>
+                  <a:graphic xmlns:a="http://schemas.openxmlformats.org/drawingml/2006/main">
+                    <a:graphicData uri="http://schemas.openxmlformats.org/drawingml/2006/picture">
+                      <pic:pic xmlns:pic="http://schemas.openxmlformats.org/drawingml/2006/picture">
+                        <pic:nvPicPr>
+                          <pic:cNvPr id="5" name="图片 5" descr="1"/>
+                          <pic:cNvPicPr>
+                            <a:picLocks noChangeAspect="1" noChangeArrowheads="1"/>
+                          </pic:cNvPicPr>
+                        </pic:nvPicPr>
+                        <pic:blipFill>
+                          <a:blip r:embed="rId10">
+                            <a:extLst>
+                              <a:ext uri="{28A0092B-C50C-407E-A947-70E740481C1C}">
+                                <a14:useLocalDpi xmlns:a14="http://schemas.microsoft.com/office/drawing/2010/main" val="0"/>
+                              </a:ext>
+                            </a:extLst>
+                          </a:blip>
+                          <a:srcRect/>
+                          <a:stretch>
+                            <a:fillRect/>
+                          </a:stretch>
+                        </pic:blipFill>
+                        <pic:spPr>
+                          <a:xfrm>
+                            <a:off x="0" y="0"/>
+                            <a:ext cx="196215" cy="197485"/>
+                          </a:xfrm>
+                          <a:prstGeom prst="rect">
+                            <a:avLst/>
+                          </a:prstGeom>
+                          <a:noFill/>
+                          <a:ln>
+                            <a:noFill/>
+                          </a:ln>
+                          <a:effectLst/>
+                        </pic:spPr>
+                      </pic:pic>
+                    </a:graphicData>
+                  </a:graphic>
+                </wp:anchor>
+              </w:drawing>
+            </w:r>
+            <w:r>
+              <w:rPr>
+                <w:rFonts w:eastAsia="微软雅黑"/>
+                <w:b/>
+                <w:color w:val="00B050"/>
+                <w:sz w:val="28"/>
+                <w:szCs w:val="28"/>
+              </w:rPr>
+              <w:t>说明</w:t>
+            </w:r>
+          </w:p>
+          <w:p>
+            <w:pPr>
+              <w:keepNext w:val="0"/>
+              <w:keepLines w:val="0"/>
+              <w:pageBreakBefore w:val="0"/>
+              <w:widowControl/>
+              <w:numPr>
+                <w:ilvl w:val="0"/>
+                <w:numId w:val="6"/>
+              </w:numPr>
+              <w:kinsoku/>
+              <w:wordWrap/>
+              <w:overflowPunct/>
+              <w:topLinePunct w:val="0"/>
+              <w:autoSpaceDE/>
+              <w:autoSpaceDN/>
+              <w:bidi w:val="0"/>
+              <w:adjustRightInd/>
+              <w:snapToGrid/>
+              <w:spacing w:after="63" w:afterLines="20" w:line="240" w:lineRule="auto"/>
+              <w:ind w:left="425" w:hanging="420"/>
+              <w:textAlignment w:val="auto"/>
+              <w:rPr>
+                <w:rFonts w:eastAsia="微软雅黑"/>
+                <w:b/>
+                <w:sz w:val="21"/>
+                <w:szCs w:val="21"/>
+                <w:lang w:eastAsia="zh-CN"/>
+              </w:rPr>
+            </w:pPr>
+            <w:r>
+              <w:rPr>
+                <w:rFonts w:eastAsia="微软雅黑"/>
+                <w:b/>
+                <w:sz w:val="21"/>
+                <w:szCs w:val="21"/>
+                <w:lang w:eastAsia="zh-CN"/>
+              </w:rPr>
+              <w:t>本报告为基因检测结果，基因、药物等信息列举未按照重要性排序。</w:t>
+            </w:r>
+          </w:p>
+          <w:p>
+            <w:pPr>
+              <w:keepNext w:val="0"/>
+              <w:keepLines w:val="0"/>
+              <w:pageBreakBefore w:val="0"/>
+              <w:widowControl/>
+              <w:numPr>
+                <w:ilvl w:val="0"/>
+                <w:numId w:val="6"/>
+              </w:numPr>
+              <w:kinsoku/>
+              <w:wordWrap/>
+              <w:overflowPunct/>
+              <w:topLinePunct w:val="0"/>
+              <w:autoSpaceDE/>
+              <w:autoSpaceDN/>
+              <w:bidi w:val="0"/>
+              <w:adjustRightInd/>
+              <w:snapToGrid/>
+              <w:spacing w:after="63" w:afterLines="20" w:line="240" w:lineRule="auto"/>
+              <w:ind w:left="425" w:hanging="420"/>
+              <w:textAlignment w:val="auto"/>
+              <w:rPr>
+                <w:rFonts w:eastAsia="微软雅黑"/>
+                <w:b/>
+                <w:sz w:val="21"/>
+                <w:szCs w:val="21"/>
+                <w:lang w:eastAsia="zh-CN"/>
+              </w:rPr>
+            </w:pPr>
+            <w:r>
+              <w:rPr>
+                <w:rFonts w:eastAsia="微软雅黑"/>
+                <w:b/>
+                <w:sz w:val="21"/>
+                <w:szCs w:val="21"/>
+                <w:lang w:eastAsia="zh-CN"/>
+              </w:rPr>
+              <w:t>检测结果仅供科学研究和临床用药参考，具体治疗方案请咨询主治医生。</w:t>
+            </w:r>
+          </w:p>
+          <w:p>
+            <w:pPr>
+              <w:keepNext w:val="0"/>
+              <w:keepLines w:val="0"/>
+              <w:pageBreakBefore w:val="0"/>
+              <w:widowControl/>
+              <w:numPr>
+                <w:ilvl w:val="0"/>
+                <w:numId w:val="6"/>
+              </w:numPr>
+              <w:kinsoku/>
+              <w:wordWrap/>
+              <w:overflowPunct/>
+              <w:topLinePunct w:val="0"/>
+              <w:autoSpaceDE/>
+              <w:autoSpaceDN/>
+              <w:bidi w:val="0"/>
+              <w:adjustRightInd/>
+              <w:snapToGrid/>
+              <w:spacing w:after="63" w:afterLines="20" w:line="240" w:lineRule="auto"/>
+              <w:ind w:left="425" w:hanging="420"/>
+              <w:textAlignment w:val="auto"/>
+              <w:rPr>
+                <w:rFonts w:hint="eastAsia"/>
+                <w:b/>
+              </w:rPr>
+            </w:pPr>
+            <w:r>
+              <w:rPr>
+                <w:rFonts w:eastAsia="微软雅黑"/>
+                <w:b/>
+                <w:sz w:val="21"/>
+                <w:szCs w:val="21"/>
+                <w:lang w:eastAsia="zh-CN"/>
+              </w:rPr>
+              <w:t>本报告只对本次采集样本负责，如有疑问，请在15个工作日内与我们联系</w:t>
+            </w:r>
+            <w:r>
+              <w:rPr>
+                <w:rFonts w:hint="eastAsia" w:eastAsia="微软雅黑"/>
+                <w:b/>
+                <w:sz w:val="21"/>
+                <w:szCs w:val="21"/>
+                <w:lang w:eastAsia="zh-CN"/>
+              </w:rPr>
+              <w:t>023-</w:t>
+            </w:r>
+            <w:r>
+              <w:rPr>
+                <w:rFonts w:eastAsia="微软雅黑"/>
+                <w:b/>
+                <w:sz w:val="21"/>
+                <w:szCs w:val="21"/>
+                <w:lang w:eastAsia="zh-CN"/>
+              </w:rPr>
+              <w:t>68</w:t>
+            </w:r>
+            <w:r>
+              <w:rPr>
+                <w:rFonts w:hint="eastAsia" w:eastAsia="微软雅黑"/>
+                <w:b/>
+                <w:sz w:val="21"/>
+                <w:szCs w:val="21"/>
+                <w:lang w:eastAsia="zh-CN"/>
+              </w:rPr>
+              <w:t>815186</w:t>
+            </w:r>
+            <w:r>
+              <w:rPr>
+                <w:rFonts w:eastAsia="微软雅黑"/>
+                <w:b/>
+                <w:sz w:val="21"/>
+                <w:szCs w:val="21"/>
+                <w:lang w:eastAsia="zh-CN"/>
+              </w:rPr>
+              <w:t>。</w:t>
+            </w:r>
+          </w:p>
+        </w:tc>
+      </w:tr>
+      <w:tr>
+        <w:tblPrEx>
+          <w:tblBorders>
+            <w:top w:val="none" w:color="auto" w:sz="0" w:space="0"/>
+            <w:left w:val="none" w:color="auto" w:sz="0" w:space="0"/>
+            <w:bottom w:val="none" w:color="auto" w:sz="0" w:space="0"/>
+            <w:right w:val="none" w:color="auto" w:sz="0" w:space="0"/>
+            <w:insideH w:val="single" w:color="auto" w:sz="4" w:space="0"/>
+            <w:insideV w:val="none" w:color="auto" w:sz="0" w:space="0"/>
+          </w:tblBorders>
+          <w:tblCellMar>
+            <w:top w:w="0" w:type="dxa"/>
+            <w:left w:w="108" w:type="dxa"/>
+            <w:bottom w:w="0" w:type="dxa"/>
+            <w:right w:w="108" w:type="dxa"/>
+          </w:tblCellMar>
+        </w:tblPrEx>
+        <w:tc>
+          <w:tcPr>
+            <w:tcW w:w="3969" w:type="dxa"/>
+            <w:tcBorders>
+              <w:top w:val="single" w:color="auto" w:sz="12" w:space="0"/>
+            </w:tcBorders>
+          </w:tcPr>
+          <w:p>
+            <w:pPr>
+              <w:snapToGrid w:val="0"/>
+              <w:spacing w:before="120" w:beforeLines="50"/>
+              <w:rPr>
+                <w:b/>
+                <w:szCs w:val="21"/>
+              </w:rPr>
+            </w:pPr>
+            <w:r>
+              <w:rPr>
+                <w:rFonts w:hint="eastAsia"/>
+                <w:b/>
+              </w:rPr>
+              <w:t>样本处理与分析：</w:t>
+            </w:r>
+          </w:p>
+        </w:tc>
+        <w:tc>
+          <w:tcPr>
+            <w:tcW w:w="5914" w:type="dxa"/>
+            <w:tcBorders>
+              <w:top w:val="single" w:color="auto" w:sz="12" w:space="0"/>
+            </w:tcBorders>
+          </w:tcPr>
+          <w:p>
+            <w:pPr>
+              <w:snapToGrid w:val="0"/>
+              <w:spacing w:before="120" w:beforeLines="50"/>
+              <w:rPr>
+                <w:b/>
+                <w:lang w:eastAsia="zh-CN"/>
+              </w:rPr>
+            </w:pPr>
+            <w:r>
+              <w:rPr>
+                <w:rFonts w:hint="eastAsia"/>
+                <w:b/>
+              </w:rPr>
+              <w:t xml:space="preserve">复核： </w:t>
+            </w:r>
+            <w:r>
+              <w:rPr>
+                <w:b/>
+              </w:rPr>
+              <w:t xml:space="preserve">                </w:t>
+            </w:r>
+            <w:r>
+              <w:rPr>
+                <w:rFonts w:hint="eastAsia"/>
+                <w:b/>
+              </w:rPr>
+              <w:t>报告时间：</w:t>
+            </w:r>
+            <w:r>
+              <w:rPr>
+                <w:rFonts w:hint="eastAsia" w:ascii="宋体" w:hAnsi="宋体" w:eastAsia="宋体" w:cs="宋体"/>
+                <w:b/>
+              </w:rPr>
+              <w:t>{{ reportdate }}</w:t>
+            </w:r>
+          </w:p>
+        </w:tc>
+      </w:tr>
+    </w:tbl>
     <w:p>
       <w:pPr>
         <w:rPr>
-          <w:rFonts w:ascii="Times New Roman" w:hAnsi="Times New Roman" w:eastAsia="微软雅黑" w:cs="黑体"/>
-          <w:b/>
-          <w:bCs/>
-          <w:color w:val="00B050"/>
-          <w:sz w:val="28"/>
-          <w:szCs w:val="36"/>
-          <w:lang w:eastAsia="zh-CN"/>
-        </w:rPr>
-      </w:pPr>
-      <w:r>
-        <w:rPr>
-          <w:rFonts w:ascii="Times New Roman" w:hAnsi="Times New Roman" w:eastAsia="微软雅黑" w:cs="黑体"/>
-          <w:b/>
-          <w:bCs/>
-          <w:color w:val="00B050"/>
-          <w:sz w:val="28"/>
-          <w:szCs w:val="36"/>
+          <w:lang w:eastAsia="zh-CN"/>
+        </w:rPr>
+      </w:pPr>
+      <w:r>
+        <w:rPr>
           <w:lang w:eastAsia="zh-CN"/>
         </w:rPr>
         <w:br w:type="page"/>
       </w:r>
-    </w:p>
-    <w:p>
-      <w:pPr>
-        <w:rPr>
-          <w:lang w:eastAsia="zh-CN"/>
-        </w:rPr>
-      </w:pPr>
     </w:p>
     <w:p>
       <w:pPr>
@@ -4957,14 +5336,14 @@
           </w14:shadow>
         </w:rPr>
       </w:pPr>
-      <w:bookmarkStart w:id="31" w:name="_Toc2781"/>
-      <w:bookmarkStart w:id="32" w:name="_Toc22132"/>
-      <w:bookmarkStart w:id="33" w:name="_Toc8623"/>
+      <w:bookmarkStart w:id="31" w:name="_Toc8623"/>
+      <w:bookmarkStart w:id="32" w:name="_Toc20136_WPSOffice_Level1"/>
+      <w:bookmarkStart w:id="33" w:name="_Toc24235"/>
       <w:bookmarkStart w:id="34" w:name="_Toc107825550"/>
       <w:bookmarkStart w:id="35" w:name="_Toc2866"/>
-      <w:bookmarkStart w:id="36" w:name="_Toc19898_WPSOffice_Level1"/>
-      <w:bookmarkStart w:id="37" w:name="_Toc20136_WPSOffice_Level1"/>
-      <w:bookmarkStart w:id="38" w:name="_Toc24235"/>
+      <w:bookmarkStart w:id="36" w:name="_Toc22132"/>
+      <w:bookmarkStart w:id="37" w:name="_Toc19898_WPSOffice_Level1"/>
+      <w:bookmarkStart w:id="38" w:name="_Toc2781"/>
       <w:r>
         <w:rPr>
           <w:rStyle w:val="37"/>
@@ -5443,7 +5822,7 @@
       <w:pPr>
         <w:numPr>
           <w:ilvl w:val="0"/>
-          <w:numId w:val="6"/>
+          <w:numId w:val="7"/>
         </w:numPr>
         <w:rPr>
           <w:rFonts w:ascii="Times New Roman" w:hAnsi="Times New Roman" w:eastAsia="微软雅黑" w:cs="Times New Roman"/>
@@ -5466,7 +5845,7 @@
       <w:pPr>
         <w:numPr>
           <w:ilvl w:val="0"/>
-          <w:numId w:val="6"/>
+          <w:numId w:val="7"/>
         </w:numPr>
         <w:rPr>
           <w:rFonts w:ascii="Times New Roman" w:hAnsi="Times New Roman" w:eastAsia="微软雅黑" w:cs="Times New Roman"/>
@@ -5526,13 +5905,13 @@
           <w:lang w:eastAsia="zh-CN"/>
         </w:rPr>
       </w:pPr>
-      <w:bookmarkStart w:id="42" w:name="_Toc23903"/>
-      <w:bookmarkStart w:id="43" w:name="_Toc23846_WPSOffice_Level1"/>
-      <w:bookmarkStart w:id="44" w:name="_Toc107825555"/>
-      <w:bookmarkStart w:id="45" w:name="_Toc32443_WPSOffice_Level1"/>
-      <w:bookmarkStart w:id="46" w:name="_Toc180"/>
-      <w:bookmarkStart w:id="47" w:name="_Toc4331_WPSOffice_Level1"/>
-      <w:bookmarkStart w:id="48" w:name="_Toc25727"/>
+      <w:bookmarkStart w:id="42" w:name="_Toc4331_WPSOffice_Level1"/>
+      <w:bookmarkStart w:id="43" w:name="_Toc23903"/>
+      <w:bookmarkStart w:id="44" w:name="_Toc180"/>
+      <w:bookmarkStart w:id="45" w:name="_Toc25727"/>
+      <w:bookmarkStart w:id="46" w:name="_Toc32443_WPSOffice_Level1"/>
+      <w:bookmarkStart w:id="47" w:name="_Toc107825555"/>
+      <w:bookmarkStart w:id="48" w:name="_Toc23846_WPSOffice_Level1"/>
       <w:bookmarkStart w:id="49" w:name="_Toc29372"/>
       <w:r>
         <w:rPr>
@@ -5594,10 +5973,10 @@
           <w:lang w:eastAsia="zh-CN"/>
         </w:rPr>
       </w:pPr>
-      <w:bookmarkStart w:id="50" w:name="_Toc8587"/>
-      <w:bookmarkStart w:id="51" w:name="_Toc10223"/>
+      <w:bookmarkStart w:id="50" w:name="_Toc10223"/>
+      <w:bookmarkStart w:id="51" w:name="_Toc20034"/>
       <w:bookmarkStart w:id="52" w:name="_Toc106719764"/>
-      <w:bookmarkStart w:id="53" w:name="_Toc20034"/>
+      <w:bookmarkStart w:id="53" w:name="_Toc8587"/>
       <w:r>
         <w:rPr>
           <w:rFonts w:hint="eastAsia"/>
@@ -5673,6 +6052,12 @@
             <w:insideH w:val="dotted" w:color="033F86" w:sz="4" w:space="0"/>
             <w:insideV w:val="dotted" w:color="033F86" w:sz="4" w:space="0"/>
           </w:tblBorders>
+          <w:tblCellMar>
+            <w:top w:w="0" w:type="dxa"/>
+            <w:left w:w="108" w:type="dxa"/>
+            <w:bottom w:w="0" w:type="dxa"/>
+            <w:right w:w="108" w:type="dxa"/>
+          </w:tblCellMar>
         </w:tblPrEx>
         <w:trPr>
           <w:jc w:val="center"/>
@@ -8718,11 +9103,11 @@
           <w:lang w:eastAsia="zh-CN"/>
         </w:rPr>
       </w:pPr>
-      <w:bookmarkStart w:id="55" w:name="_Toc23723"/>
-      <w:bookmarkStart w:id="56" w:name="_Toc21881"/>
-      <w:bookmarkStart w:id="57" w:name="_Toc107330125"/>
-      <w:bookmarkStart w:id="58" w:name="_Toc10233"/>
-      <w:bookmarkStart w:id="59" w:name="_Toc107825556"/>
+      <w:bookmarkStart w:id="55" w:name="_Toc107330125"/>
+      <w:bookmarkStart w:id="56" w:name="_Toc107825556"/>
+      <w:bookmarkStart w:id="57" w:name="_Toc23723"/>
+      <w:bookmarkStart w:id="58" w:name="_Toc21881"/>
+      <w:bookmarkStart w:id="59" w:name="_Toc10233"/>
       <w:r>
         <w:rPr>
           <w:rFonts w:hint="eastAsia"/>
@@ -13180,14 +13565,14 @@
           </w14:shadow>
         </w:rPr>
       </w:pPr>
-      <w:bookmarkStart w:id="60" w:name="_Toc1707_WPSOffice_Level1"/>
-      <w:bookmarkStart w:id="61" w:name="_Toc107825561"/>
-      <w:bookmarkStart w:id="62" w:name="_Toc13698"/>
-      <w:bookmarkStart w:id="63" w:name="_Toc11294"/>
-      <w:bookmarkStart w:id="64" w:name="_Toc28240"/>
-      <w:bookmarkStart w:id="65" w:name="_Toc27302"/>
-      <w:bookmarkStart w:id="66" w:name="_Toc21764_WPSOffice_Level1"/>
-      <w:bookmarkStart w:id="67" w:name="_Toc13196_WPSOffice_Level1"/>
+      <w:bookmarkStart w:id="60" w:name="_Toc13196_WPSOffice_Level1"/>
+      <w:bookmarkStart w:id="61" w:name="_Toc13698"/>
+      <w:bookmarkStart w:id="62" w:name="_Toc11294"/>
+      <w:bookmarkStart w:id="63" w:name="_Toc21764_WPSOffice_Level1"/>
+      <w:bookmarkStart w:id="64" w:name="_Toc27302"/>
+      <w:bookmarkStart w:id="65" w:name="_Toc107825561"/>
+      <w:bookmarkStart w:id="66" w:name="_Toc1707_WPSOffice_Level1"/>
+      <w:bookmarkStart w:id="67" w:name="_Toc28240"/>
       <w:bookmarkStart w:id="68" w:name="_Toc25501"/>
       <w:r>
         <w:rPr>
@@ -13229,18 +13614,18 @@
           <w:lang w:eastAsia="zh-CN"/>
         </w:rPr>
       </w:pPr>
-      <w:bookmarkStart w:id="69" w:name="_Toc15840_WPSOffice_Level1"/>
+      <w:bookmarkStart w:id="69" w:name="_Toc28605"/>
       <w:bookmarkStart w:id="70" w:name="_Toc24085_WPSOffice_Level1"/>
-      <w:bookmarkStart w:id="71" w:name="_Toc28605"/>
-      <w:bookmarkStart w:id="72" w:name="_Toc10437"/>
-      <w:bookmarkStart w:id="73" w:name="_Toc32150"/>
-      <w:bookmarkStart w:id="74" w:name="_Toc3674"/>
-      <w:bookmarkStart w:id="75" w:name="_Toc14255_WPSOffice_Level1"/>
-      <w:bookmarkStart w:id="76" w:name="_Toc9066"/>
+      <w:bookmarkStart w:id="71" w:name="_Toc9066"/>
+      <w:bookmarkStart w:id="72" w:name="_Toc14255_WPSOffice_Level1"/>
+      <w:bookmarkStart w:id="73" w:name="_Toc10437"/>
+      <w:bookmarkStart w:id="74" w:name="_Toc15840_WPSOffice_Level1"/>
+      <w:bookmarkStart w:id="75" w:name="_Toc32150"/>
+      <w:bookmarkStart w:id="76" w:name="_Toc3674"/>
       <w:bookmarkStart w:id="77" w:name="_Toc11896_WPSOffice_Level1"/>
       <w:bookmarkStart w:id="78" w:name="_Toc23688"/>
-      <w:bookmarkStart w:id="79" w:name="_Toc11193_WPSOffice_Level1"/>
-      <w:bookmarkStart w:id="80" w:name="_Toc28810_WPSOffice_Level1"/>
+      <w:bookmarkStart w:id="79" w:name="_Toc28810_WPSOffice_Level1"/>
+      <w:bookmarkStart w:id="80" w:name="_Toc11193_WPSOffice_Level1"/>
       <w:r>
         <w:rPr>
           <w:rFonts w:hint="eastAsia"/>
@@ -15090,7 +15475,7 @@
         <w:pStyle w:val="34"/>
         <w:numPr>
           <w:ilvl w:val="0"/>
-          <w:numId w:val="7"/>
+          <w:numId w:val="8"/>
         </w:numPr>
         <w:autoSpaceDE w:val="0"/>
         <w:autoSpaceDN w:val="0"/>
@@ -15117,7 +15502,7 @@
         <w:pStyle w:val="34"/>
         <w:numPr>
           <w:ilvl w:val="0"/>
-          <w:numId w:val="7"/>
+          <w:numId w:val="8"/>
         </w:numPr>
         <w:autoSpaceDE w:val="0"/>
         <w:autoSpaceDN w:val="0"/>
@@ -15144,7 +15529,7 @@
         <w:pStyle w:val="34"/>
         <w:numPr>
           <w:ilvl w:val="0"/>
-          <w:numId w:val="7"/>
+          <w:numId w:val="8"/>
         </w:numPr>
         <w:autoSpaceDE w:val="0"/>
         <w:autoSpaceDN w:val="0"/>
@@ -15171,7 +15556,7 @@
         <w:pStyle w:val="6"/>
         <w:numPr>
           <w:ilvl w:val="0"/>
-          <w:numId w:val="8"/>
+          <w:numId w:val="9"/>
         </w:numPr>
         <w:spacing w:line="270" w:lineRule="exact"/>
         <w:ind w:left="613" w:leftChars="150" w:hanging="283"/>
@@ -15201,192 +15586,273 @@
     <w:p>
       <w:pPr>
         <w:pStyle w:val="6"/>
+        <w:numPr>
+          <w:ilvl w:val="0"/>
+          <w:numId w:val="9"/>
+        </w:numPr>
+        <w:spacing w:line="270" w:lineRule="exact"/>
+        <w:ind w:left="613" w:leftChars="150" w:hanging="283"/>
+        <w:rPr>
+          <w:rFonts w:ascii="Times New Roman" w:hAnsi="Times New Roman" w:eastAsia="微软雅黑" w:cs="Times New Roman"/>
+          <w:bCs/>
+          <w:lang w:eastAsia="zh-CN"/>
+        </w:rPr>
+      </w:pPr>
+      <w:r>
+        <w:rPr>
+          <w:rFonts w:ascii="Times New Roman" w:hAnsi="Times New Roman" w:eastAsia="微软雅黑" w:cs="Times New Roman"/>
+          <w:bCs/>
+          <w:lang w:eastAsia="zh-CN"/>
+        </w:rPr>
+        <w:t>B级：无主带，降解均匀且降解区域主要集中在1500-5000bp之间</w:t>
+      </w:r>
+      <w:r>
+        <w:rPr>
+          <w:rFonts w:hint="eastAsia" w:ascii="Times New Roman" w:hAnsi="Times New Roman" w:eastAsia="微软雅黑" w:cs="Times New Roman"/>
+          <w:bCs/>
+          <w:lang w:eastAsia="zh-CN"/>
+        </w:rPr>
+        <w:t>；</w:t>
+      </w:r>
+    </w:p>
+    <w:p>
+      <w:pPr>
+        <w:pStyle w:val="6"/>
+        <w:numPr>
+          <w:ilvl w:val="0"/>
+          <w:numId w:val="9"/>
+        </w:numPr>
+        <w:spacing w:line="270" w:lineRule="exact"/>
+        <w:ind w:left="613" w:leftChars="150" w:hanging="283"/>
+        <w:rPr>
+          <w:rFonts w:ascii="Times New Roman" w:hAnsi="Times New Roman" w:eastAsia="微软雅黑" w:cs="Times New Roman"/>
+          <w:bCs/>
+          <w:lang w:eastAsia="zh-CN"/>
+        </w:rPr>
+      </w:pPr>
+      <w:r>
+        <w:rPr>
+          <w:rFonts w:ascii="Times New Roman" w:hAnsi="Times New Roman" w:eastAsia="微软雅黑" w:cs="Times New Roman"/>
+          <w:bCs/>
+          <w:lang w:eastAsia="zh-CN"/>
+        </w:rPr>
+        <w:t>C级：无主带，降解均匀且降解区域主要集中在500-1500bp之间</w:t>
+      </w:r>
+      <w:r>
+        <w:rPr>
+          <w:rFonts w:hint="eastAsia" w:ascii="Times New Roman" w:hAnsi="Times New Roman" w:eastAsia="微软雅黑" w:cs="Times New Roman"/>
+          <w:bCs/>
+          <w:lang w:eastAsia="zh-CN"/>
+        </w:rPr>
+        <w:t>；</w:t>
+      </w:r>
+    </w:p>
+    <w:p>
+      <w:pPr>
+        <w:pStyle w:val="6"/>
+        <w:numPr>
+          <w:ilvl w:val="0"/>
+          <w:numId w:val="9"/>
+        </w:numPr>
+        <w:spacing w:line="270" w:lineRule="exact"/>
+        <w:ind w:left="613" w:leftChars="150" w:hanging="283"/>
+        <w:rPr>
+          <w:rFonts w:ascii="Times New Roman" w:hAnsi="Times New Roman" w:eastAsia="微软雅黑" w:cs="Times New Roman"/>
+          <w:bCs/>
+          <w:lang w:eastAsia="zh-CN"/>
+        </w:rPr>
+      </w:pPr>
+      <w:r>
+        <w:rPr>
+          <w:rFonts w:ascii="Times New Roman" w:hAnsi="Times New Roman" w:eastAsia="微软雅黑" w:cs="Times New Roman"/>
+          <w:bCs/>
+          <w:spacing w:val="3"/>
+          <w:lang w:eastAsia="zh-CN"/>
+        </w:rPr>
+        <w:t>D级</w:t>
+      </w:r>
+      <w:r>
+        <w:rPr>
+          <w:rFonts w:ascii="Times New Roman" w:hAnsi="Times New Roman" w:eastAsia="微软雅黑" w:cs="Times New Roman"/>
+          <w:bCs/>
+          <w:lang w:eastAsia="zh-CN"/>
+        </w:rPr>
+        <w:t>（</w:t>
+      </w:r>
+      <w:r>
+        <w:rPr>
+          <w:rFonts w:ascii="Times New Roman" w:hAnsi="Times New Roman" w:eastAsia="微软雅黑" w:cs="Times New Roman"/>
+          <w:bCs/>
+          <w:spacing w:val="1"/>
+          <w:lang w:eastAsia="zh-CN"/>
+        </w:rPr>
+        <w:t>不合格</w:t>
+      </w:r>
+      <w:r>
+        <w:rPr>
+          <w:rFonts w:ascii="Times New Roman" w:hAnsi="Times New Roman" w:eastAsia="微软雅黑" w:cs="Times New Roman"/>
+          <w:bCs/>
+          <w:spacing w:val="-90"/>
+          <w:lang w:eastAsia="zh-CN"/>
+        </w:rPr>
+        <w:t>）</w:t>
+      </w:r>
+      <w:r>
+        <w:rPr>
+          <w:rFonts w:ascii="Times New Roman" w:hAnsi="Times New Roman" w:eastAsia="微软雅黑" w:cs="Times New Roman"/>
+          <w:bCs/>
+          <w:lang w:eastAsia="zh-CN"/>
+        </w:rPr>
+        <w:t>）：无主带，降解均匀且降解区域主要集中在500-1500bp</w:t>
+      </w:r>
+      <w:r>
+        <w:rPr>
+          <w:rFonts w:ascii="Times New Roman" w:hAnsi="Times New Roman" w:eastAsia="微软雅黑" w:cs="Times New Roman"/>
+          <w:bCs/>
+          <w:spacing w:val="-1"/>
+          <w:lang w:eastAsia="zh-CN"/>
+        </w:rPr>
+        <w:t>之间，但总量介于</w:t>
+      </w:r>
+      <w:r>
+        <w:rPr>
+          <w:rFonts w:ascii="Times New Roman" w:hAnsi="Times New Roman" w:eastAsia="微软雅黑" w:cs="Times New Roman"/>
+          <w:bCs/>
+          <w:lang w:eastAsia="zh-CN"/>
+        </w:rPr>
+        <w:t>100ng</w:t>
+      </w:r>
+      <w:r>
+        <w:rPr>
+          <w:rFonts w:ascii="Times New Roman" w:hAnsi="Times New Roman" w:eastAsia="微软雅黑" w:cs="Times New Roman"/>
+          <w:bCs/>
+          <w:spacing w:val="-3"/>
+          <w:lang w:eastAsia="zh-CN"/>
+        </w:rPr>
+        <w:t>到</w:t>
+      </w:r>
+      <w:r>
+        <w:rPr>
+          <w:rFonts w:ascii="Times New Roman" w:hAnsi="Times New Roman" w:eastAsia="微软雅黑" w:cs="Times New Roman"/>
+          <w:bCs/>
+          <w:lang w:eastAsia="zh-CN"/>
+        </w:rPr>
+        <w:t>300ng之间；或降解区</w:t>
+      </w:r>
+      <w:r>
+        <w:rPr>
+          <w:rFonts w:ascii="Times New Roman" w:hAnsi="Times New Roman" w:eastAsia="微软雅黑" w:cs="Times New Roman"/>
+          <w:bCs/>
+          <w:spacing w:val="-2"/>
+          <w:lang w:eastAsia="zh-CN"/>
+        </w:rPr>
+        <w:t>域弥散在</w:t>
+      </w:r>
+      <w:r>
+        <w:rPr>
+          <w:rFonts w:ascii="Times New Roman" w:hAnsi="Times New Roman" w:eastAsia="微软雅黑" w:cs="Times New Roman"/>
+          <w:bCs/>
+          <w:lang w:eastAsia="zh-CN"/>
+        </w:rPr>
+        <w:t>150-1000bp</w:t>
+      </w:r>
+      <w:r>
+        <w:rPr>
+          <w:rFonts w:ascii="Times New Roman" w:hAnsi="Times New Roman" w:eastAsia="微软雅黑" w:cs="Times New Roman"/>
+          <w:bCs/>
+          <w:spacing w:val="-2"/>
+          <w:lang w:eastAsia="zh-CN"/>
+        </w:rPr>
+        <w:t>，或集中在</w:t>
+      </w:r>
+      <w:r>
+        <w:rPr>
+          <w:rFonts w:ascii="Times New Roman" w:hAnsi="Times New Roman" w:eastAsia="微软雅黑" w:cs="Times New Roman"/>
+          <w:bCs/>
+          <w:lang w:eastAsia="zh-CN"/>
+        </w:rPr>
+        <w:t>500bp以下。</w:t>
+      </w:r>
+    </w:p>
+    <w:p>
+      <w:pPr>
+        <w:pStyle w:val="34"/>
         <w:numPr>
           <w:ilvl w:val="0"/>
           <w:numId w:val="8"/>
         </w:numPr>
-        <w:spacing w:line="270" w:lineRule="exact"/>
-        <w:ind w:left="613" w:leftChars="150" w:hanging="283"/>
-        <w:rPr>
-          <w:rFonts w:ascii="Times New Roman" w:hAnsi="Times New Roman" w:eastAsia="微软雅黑" w:cs="Times New Roman"/>
-          <w:bCs/>
-          <w:lang w:eastAsia="zh-CN"/>
-        </w:rPr>
-      </w:pPr>
-      <w:r>
-        <w:rPr>
-          <w:rFonts w:ascii="Times New Roman" w:hAnsi="Times New Roman" w:eastAsia="微软雅黑" w:cs="Times New Roman"/>
-          <w:bCs/>
-          <w:lang w:eastAsia="zh-CN"/>
-        </w:rPr>
-        <w:t>B级：无主带，降解均匀且降解区域主要集中在1500-5000bp之间</w:t>
-      </w:r>
-      <w:r>
-        <w:rPr>
-          <w:rFonts w:hint="eastAsia" w:ascii="Times New Roman" w:hAnsi="Times New Roman" w:eastAsia="微软雅黑" w:cs="Times New Roman"/>
-          <w:bCs/>
-          <w:lang w:eastAsia="zh-CN"/>
-        </w:rPr>
-        <w:t>；</w:t>
+        <w:autoSpaceDE w:val="0"/>
+        <w:autoSpaceDN w:val="0"/>
+        <w:ind w:firstLineChars="0"/>
+        <w:rPr>
+          <w:rFonts w:hint="eastAsia" w:ascii="Times New Roman" w:hAnsi="Times New Roman" w:eastAsia="微软雅黑"/>
+          <w:sz w:val="18"/>
+          <w:szCs w:val="18"/>
+          <w:lang w:eastAsia="zh-CN"/>
+        </w:rPr>
+      </w:pPr>
+      <w:r>
+        <w:rPr>
+          <w:rFonts w:hint="eastAsia" w:ascii="Times New Roman" w:hAnsi="Times New Roman" w:eastAsia="微软雅黑"/>
+          <w:sz w:val="18"/>
+          <w:szCs w:val="18"/>
+          <w:lang w:eastAsia="zh-CN"/>
+        </w:rPr>
+        <w:t>预文库总量：核酸片段经过接头连接和扩增纯化后中间产物的总量。</w:t>
       </w:r>
     </w:p>
     <w:p>
       <w:pPr>
-        <w:pStyle w:val="6"/>
+        <w:pStyle w:val="34"/>
         <w:numPr>
           <w:ilvl w:val="0"/>
           <w:numId w:val="8"/>
         </w:numPr>
-        <w:spacing w:line="270" w:lineRule="exact"/>
-        <w:ind w:left="613" w:leftChars="150" w:hanging="283"/>
-        <w:rPr>
-          <w:rFonts w:ascii="Times New Roman" w:hAnsi="Times New Roman" w:eastAsia="微软雅黑" w:cs="Times New Roman"/>
-          <w:bCs/>
-          <w:lang w:eastAsia="zh-CN"/>
-        </w:rPr>
-      </w:pPr>
-      <w:r>
-        <w:rPr>
-          <w:rFonts w:ascii="Times New Roman" w:hAnsi="Times New Roman" w:eastAsia="微软雅黑" w:cs="Times New Roman"/>
-          <w:bCs/>
-          <w:lang w:eastAsia="zh-CN"/>
-        </w:rPr>
-        <w:t>C级：无主带，降解均匀且降解区域主要集中在500-1500bp之间</w:t>
-      </w:r>
-      <w:r>
-        <w:rPr>
-          <w:rFonts w:hint="eastAsia" w:ascii="Times New Roman" w:hAnsi="Times New Roman" w:eastAsia="微软雅黑" w:cs="Times New Roman"/>
-          <w:bCs/>
-          <w:lang w:eastAsia="zh-CN"/>
-        </w:rPr>
-        <w:t>；</w:t>
+        <w:autoSpaceDE w:val="0"/>
+        <w:autoSpaceDN w:val="0"/>
+        <w:ind w:firstLineChars="0"/>
+        <w:rPr>
+          <w:rFonts w:hint="eastAsia" w:ascii="Times New Roman" w:hAnsi="Times New Roman" w:eastAsia="微软雅黑"/>
+          <w:sz w:val="18"/>
+          <w:szCs w:val="18"/>
+          <w:lang w:eastAsia="zh-CN"/>
+        </w:rPr>
+      </w:pPr>
+      <w:r>
+        <w:rPr>
+          <w:rFonts w:hint="eastAsia" w:ascii="Times New Roman" w:hAnsi="Times New Roman" w:eastAsia="微软雅黑"/>
+          <w:sz w:val="18"/>
+          <w:szCs w:val="18"/>
+          <w:lang w:eastAsia="zh-CN"/>
+        </w:rPr>
+        <w:t>平均测序深度：目标区域每个碱基被测到的平均次数。</w:t>
       </w:r>
     </w:p>
     <w:p>
       <w:pPr>
-        <w:pStyle w:val="6"/>
+        <w:pStyle w:val="34"/>
         <w:numPr>
           <w:ilvl w:val="0"/>
           <w:numId w:val="8"/>
         </w:numPr>
-        <w:spacing w:line="270" w:lineRule="exact"/>
-        <w:ind w:left="613" w:leftChars="150" w:hanging="283"/>
-        <w:rPr>
-          <w:rFonts w:ascii="Times New Roman" w:hAnsi="Times New Roman" w:eastAsia="微软雅黑" w:cs="Times New Roman"/>
-          <w:bCs/>
-          <w:lang w:eastAsia="zh-CN"/>
-        </w:rPr>
-      </w:pPr>
-      <w:r>
-        <w:rPr>
-          <w:rFonts w:ascii="Times New Roman" w:hAnsi="Times New Roman" w:eastAsia="微软雅黑" w:cs="Times New Roman"/>
-          <w:bCs/>
-          <w:spacing w:val="3"/>
-          <w:lang w:eastAsia="zh-CN"/>
-        </w:rPr>
-        <w:t>D级</w:t>
-      </w:r>
-      <w:r>
-        <w:rPr>
-          <w:rFonts w:ascii="Times New Roman" w:hAnsi="Times New Roman" w:eastAsia="微软雅黑" w:cs="Times New Roman"/>
-          <w:bCs/>
-          <w:lang w:eastAsia="zh-CN"/>
-        </w:rPr>
-        <w:t>（</w:t>
-      </w:r>
-      <w:r>
-        <w:rPr>
-          <w:rFonts w:ascii="Times New Roman" w:hAnsi="Times New Roman" w:eastAsia="微软雅黑" w:cs="Times New Roman"/>
-          <w:bCs/>
-          <w:spacing w:val="1"/>
-          <w:lang w:eastAsia="zh-CN"/>
-        </w:rPr>
-        <w:t>不合格</w:t>
-      </w:r>
-      <w:r>
-        <w:rPr>
-          <w:rFonts w:ascii="Times New Roman" w:hAnsi="Times New Roman" w:eastAsia="微软雅黑" w:cs="Times New Roman"/>
-          <w:bCs/>
-          <w:spacing w:val="-90"/>
-          <w:lang w:eastAsia="zh-CN"/>
-        </w:rPr>
-        <w:t>）</w:t>
-      </w:r>
-      <w:r>
-        <w:rPr>
-          <w:rFonts w:ascii="Times New Roman" w:hAnsi="Times New Roman" w:eastAsia="微软雅黑" w:cs="Times New Roman"/>
-          <w:bCs/>
-          <w:lang w:eastAsia="zh-CN"/>
-        </w:rPr>
-        <w:t>）：无主带，降解均匀且降解区域主要集中在500-1500bp</w:t>
-      </w:r>
-      <w:r>
-        <w:rPr>
-          <w:rFonts w:ascii="Times New Roman" w:hAnsi="Times New Roman" w:eastAsia="微软雅黑" w:cs="Times New Roman"/>
-          <w:bCs/>
-          <w:spacing w:val="-1"/>
-          <w:lang w:eastAsia="zh-CN"/>
-        </w:rPr>
-        <w:t>之间，但总量介于</w:t>
-      </w:r>
-      <w:r>
-        <w:rPr>
-          <w:rFonts w:ascii="Times New Roman" w:hAnsi="Times New Roman" w:eastAsia="微软雅黑" w:cs="Times New Roman"/>
-          <w:bCs/>
-          <w:lang w:eastAsia="zh-CN"/>
-        </w:rPr>
-        <w:t>100ng</w:t>
-      </w:r>
-      <w:r>
-        <w:rPr>
-          <w:rFonts w:ascii="Times New Roman" w:hAnsi="Times New Roman" w:eastAsia="微软雅黑" w:cs="Times New Roman"/>
-          <w:bCs/>
-          <w:spacing w:val="-3"/>
-          <w:lang w:eastAsia="zh-CN"/>
-        </w:rPr>
-        <w:t>到</w:t>
-      </w:r>
-      <w:r>
-        <w:rPr>
-          <w:rFonts w:ascii="Times New Roman" w:hAnsi="Times New Roman" w:eastAsia="微软雅黑" w:cs="Times New Roman"/>
-          <w:bCs/>
-          <w:lang w:eastAsia="zh-CN"/>
-        </w:rPr>
-        <w:t>300ng之间；或降解区</w:t>
-      </w:r>
-      <w:r>
-        <w:rPr>
-          <w:rFonts w:ascii="Times New Roman" w:hAnsi="Times New Roman" w:eastAsia="微软雅黑" w:cs="Times New Roman"/>
-          <w:bCs/>
-          <w:spacing w:val="-2"/>
-          <w:lang w:eastAsia="zh-CN"/>
-        </w:rPr>
-        <w:t>域弥散在</w:t>
-      </w:r>
-      <w:r>
-        <w:rPr>
-          <w:rFonts w:ascii="Times New Roman" w:hAnsi="Times New Roman" w:eastAsia="微软雅黑" w:cs="Times New Roman"/>
-          <w:bCs/>
-          <w:lang w:eastAsia="zh-CN"/>
-        </w:rPr>
-        <w:t>150-1000bp</w:t>
-      </w:r>
-      <w:r>
-        <w:rPr>
-          <w:rFonts w:ascii="Times New Roman" w:hAnsi="Times New Roman" w:eastAsia="微软雅黑" w:cs="Times New Roman"/>
-          <w:bCs/>
-          <w:spacing w:val="-2"/>
-          <w:lang w:eastAsia="zh-CN"/>
-        </w:rPr>
-        <w:t>，或集中在</w:t>
-      </w:r>
-      <w:r>
-        <w:rPr>
-          <w:rFonts w:ascii="Times New Roman" w:hAnsi="Times New Roman" w:eastAsia="微软雅黑" w:cs="Times New Roman"/>
-          <w:bCs/>
-          <w:lang w:eastAsia="zh-CN"/>
-        </w:rPr>
-        <w:t>500bp以下。</w:t>
+        <w:autoSpaceDE w:val="0"/>
+        <w:autoSpaceDN w:val="0"/>
+        <w:ind w:firstLineChars="0"/>
+        <w:rPr>
+          <w:rFonts w:hint="eastAsia" w:ascii="Times New Roman" w:hAnsi="Times New Roman" w:eastAsia="微软雅黑"/>
+          <w:sz w:val="18"/>
+          <w:szCs w:val="18"/>
+          <w:lang w:eastAsia="zh-CN"/>
+        </w:rPr>
+      </w:pPr>
+      <w:r>
+        <w:rPr>
+          <w:rFonts w:hint="eastAsia" w:ascii="Times New Roman" w:hAnsi="Times New Roman" w:eastAsia="微软雅黑"/>
+          <w:sz w:val="18"/>
+          <w:szCs w:val="18"/>
+          <w:lang w:eastAsia="zh-CN"/>
+        </w:rPr>
+        <w:t>覆盖均一性：测序深度达到平均测序深度20%的碱基占比。</w:t>
       </w:r>
     </w:p>
     <w:p>
@@ -15394,7 +15860,7 @@
         <w:pStyle w:val="34"/>
         <w:numPr>
           <w:ilvl w:val="0"/>
-          <w:numId w:val="7"/>
+          <w:numId w:val="8"/>
         </w:numPr>
         <w:autoSpaceDE w:val="0"/>
         <w:autoSpaceDN w:val="0"/>
@@ -15413,7 +15879,7 @@
           <w:szCs w:val="18"/>
           <w:lang w:eastAsia="zh-CN"/>
         </w:rPr>
-        <w:t>预文库总量：核酸片段经过接头连接和扩增纯化后中间产物的总量。</w:t>
+        <w:t>基因组比对率：比对到参考基因组上的reads数目占比。</w:t>
       </w:r>
     </w:p>
     <w:p>
@@ -15421,7 +15887,7 @@
         <w:pStyle w:val="34"/>
         <w:numPr>
           <w:ilvl w:val="0"/>
-          <w:numId w:val="7"/>
+          <w:numId w:val="8"/>
         </w:numPr>
         <w:autoSpaceDE w:val="0"/>
         <w:autoSpaceDN w:val="0"/>
@@ -15440,7 +15906,7 @@
           <w:szCs w:val="18"/>
           <w:lang w:eastAsia="zh-CN"/>
         </w:rPr>
-        <w:t>平均测序深度：目标区域每个碱基被测到的平均次数。</w:t>
+        <w:t>碱基质量Q30占比：测序数据中碱基质量在Q30以上（即碱基识别错误率在千分之一以下）的占比。</w:t>
       </w:r>
     </w:p>
     <w:p>
@@ -15448,88 +15914,7 @@
         <w:pStyle w:val="34"/>
         <w:numPr>
           <w:ilvl w:val="0"/>
-          <w:numId w:val="7"/>
-        </w:numPr>
-        <w:autoSpaceDE w:val="0"/>
-        <w:autoSpaceDN w:val="0"/>
-        <w:ind w:firstLineChars="0"/>
-        <w:rPr>
-          <w:rFonts w:hint="eastAsia" w:ascii="Times New Roman" w:hAnsi="Times New Roman" w:eastAsia="微软雅黑"/>
-          <w:sz w:val="18"/>
-          <w:szCs w:val="18"/>
-          <w:lang w:eastAsia="zh-CN"/>
-        </w:rPr>
-      </w:pPr>
-      <w:r>
-        <w:rPr>
-          <w:rFonts w:hint="eastAsia" w:ascii="Times New Roman" w:hAnsi="Times New Roman" w:eastAsia="微软雅黑"/>
-          <w:sz w:val="18"/>
-          <w:szCs w:val="18"/>
-          <w:lang w:eastAsia="zh-CN"/>
-        </w:rPr>
-        <w:t>覆盖均一性：测序深度达到平均测序深度20%的碱基占比。</w:t>
-      </w:r>
-    </w:p>
-    <w:p>
-      <w:pPr>
-        <w:pStyle w:val="34"/>
-        <w:numPr>
-          <w:ilvl w:val="0"/>
-          <w:numId w:val="7"/>
-        </w:numPr>
-        <w:autoSpaceDE w:val="0"/>
-        <w:autoSpaceDN w:val="0"/>
-        <w:ind w:firstLineChars="0"/>
-        <w:rPr>
-          <w:rFonts w:hint="eastAsia" w:ascii="Times New Roman" w:hAnsi="Times New Roman" w:eastAsia="微软雅黑"/>
-          <w:sz w:val="18"/>
-          <w:szCs w:val="18"/>
-          <w:lang w:eastAsia="zh-CN"/>
-        </w:rPr>
-      </w:pPr>
-      <w:r>
-        <w:rPr>
-          <w:rFonts w:hint="eastAsia" w:ascii="Times New Roman" w:hAnsi="Times New Roman" w:eastAsia="微软雅黑"/>
-          <w:sz w:val="18"/>
-          <w:szCs w:val="18"/>
-          <w:lang w:eastAsia="zh-CN"/>
-        </w:rPr>
-        <w:t>基因组比对率：比对到参考基因组上的reads数目占比。</w:t>
-      </w:r>
-    </w:p>
-    <w:p>
-      <w:pPr>
-        <w:pStyle w:val="34"/>
-        <w:numPr>
-          <w:ilvl w:val="0"/>
-          <w:numId w:val="7"/>
-        </w:numPr>
-        <w:autoSpaceDE w:val="0"/>
-        <w:autoSpaceDN w:val="0"/>
-        <w:ind w:firstLineChars="0"/>
-        <w:rPr>
-          <w:rFonts w:hint="eastAsia" w:ascii="Times New Roman" w:hAnsi="Times New Roman" w:eastAsia="微软雅黑"/>
-          <w:sz w:val="18"/>
-          <w:szCs w:val="18"/>
-          <w:lang w:eastAsia="zh-CN"/>
-        </w:rPr>
-      </w:pPr>
-      <w:r>
-        <w:rPr>
-          <w:rFonts w:hint="eastAsia" w:ascii="Times New Roman" w:hAnsi="Times New Roman" w:eastAsia="微软雅黑"/>
-          <w:sz w:val="18"/>
-          <w:szCs w:val="18"/>
-          <w:lang w:eastAsia="zh-CN"/>
-        </w:rPr>
-        <w:t>碱基质量Q30占比：测序数据中碱基质量在Q30以上（即碱基识别错误率在千分之一以下）的占比。</w:t>
-      </w:r>
-    </w:p>
-    <w:p>
-      <w:pPr>
-        <w:pStyle w:val="34"/>
-        <w:numPr>
-          <w:ilvl w:val="0"/>
-          <w:numId w:val="7"/>
+          <w:numId w:val="8"/>
         </w:numPr>
         <w:autoSpaceDE w:val="0"/>
         <w:autoSpaceDN w:val="0"/>
@@ -15580,9 +15965,9 @@
           <w:lang w:eastAsia="zh-CN"/>
         </w:rPr>
       </w:pPr>
-      <w:bookmarkStart w:id="81" w:name="_Toc107825565"/>
+      <w:bookmarkStart w:id="81" w:name="_Toc19415"/>
       <w:bookmarkStart w:id="82" w:name="_Toc28611"/>
-      <w:bookmarkStart w:id="83" w:name="_Toc19415"/>
+      <w:bookmarkStart w:id="83" w:name="_Toc107825565"/>
       <w:r>
         <w:rPr>
           <w:rFonts w:hint="eastAsia"/>
@@ -16363,8 +16748,8 @@
           <w:lang w:eastAsia="zh-CN"/>
         </w:rPr>
       </w:pPr>
-      <w:bookmarkStart w:id="84" w:name="_Toc22197"/>
-      <w:bookmarkStart w:id="85" w:name="_Toc107825566"/>
+      <w:bookmarkStart w:id="84" w:name="_Toc107825566"/>
+      <w:bookmarkStart w:id="85" w:name="_Toc22197"/>
       <w:bookmarkStart w:id="86" w:name="_Toc10776"/>
       <w:r>
         <w:rPr>
@@ -16481,7 +16866,7 @@
                     </pic:cNvPicPr>
                   </pic:nvPicPr>
                   <pic:blipFill>
-                    <a:blip r:embed="rId10"/>
+                    <a:blip r:embed="rId11"/>
                     <a:stretch>
                       <a:fillRect/>
                     </a:stretch>
@@ -16654,7 +17039,7 @@
         <w:widowControl/>
         <w:numPr>
           <w:ilvl w:val="0"/>
-          <w:numId w:val="9"/>
+          <w:numId w:val="10"/>
         </w:numPr>
         <w:spacing w:before="26"/>
         <w:ind w:firstLine="220" w:firstLineChars="100"/>
@@ -16992,8 +17377,8 @@
           <w:lang w:eastAsia="zh-CN"/>
         </w:rPr>
       </w:pPr>
-      <w:bookmarkStart w:id="90" w:name="_Toc16486"/>
-      <w:bookmarkStart w:id="91" w:name="_Toc18576"/>
+      <w:bookmarkStart w:id="90" w:name="_Toc18576"/>
+      <w:bookmarkStart w:id="91" w:name="_Toc16486"/>
       <w:r>
         <w:rPr>
           <w:rFonts w:hint="eastAsia" w:ascii="Times New Roman" w:hAnsi="Times New Roman" w:eastAsia="微软雅黑" w:cs="Times New Roman"/>
@@ -17257,10 +17642,10 @@
           <w:lang w:eastAsia="zh-CN"/>
         </w:rPr>
       </w:pPr>
-      <w:bookmarkStart w:id="92" w:name="_Toc3846"/>
-      <w:bookmarkStart w:id="93" w:name="_Toc331"/>
-      <w:bookmarkStart w:id="94" w:name="_Toc32060"/>
-      <w:bookmarkStart w:id="95" w:name="_Toc5400"/>
+      <w:bookmarkStart w:id="92" w:name="_Toc5400"/>
+      <w:bookmarkStart w:id="93" w:name="_Toc32060"/>
+      <w:bookmarkStart w:id="94" w:name="_Toc3846"/>
+      <w:bookmarkStart w:id="95" w:name="_Toc331"/>
       <w:r>
         <w:rPr>
           <w:rFonts w:ascii="Times New Roman" w:hAnsi="Times New Roman" w:eastAsia="微软雅黑" w:cs="Times New Roman"/>
@@ -17392,8 +17777,8 @@
         </w:rPr>
       </w:pPr>
       <w:bookmarkStart w:id="96" w:name="_Toc22196"/>
-      <w:bookmarkStart w:id="97" w:name="_Toc10299"/>
-      <w:bookmarkStart w:id="98" w:name="_Toc126"/>
+      <w:bookmarkStart w:id="97" w:name="_Toc126"/>
+      <w:bookmarkStart w:id="98" w:name="_Toc10299"/>
       <w:bookmarkStart w:id="99" w:name="_Toc5423"/>
       <w:r>
         <w:rPr>
@@ -17592,15 +17977,15 @@
           <w:lang w:eastAsia="zh-CN"/>
         </w:rPr>
       </w:pPr>
-      <w:bookmarkStart w:id="100" w:name="_Toc28248"/>
-      <w:bookmarkStart w:id="101" w:name="_Toc3409"/>
-      <w:bookmarkStart w:id="102" w:name="_Toc15114"/>
-      <w:bookmarkStart w:id="103" w:name="_Toc20170_WPSOffice_Level1"/>
-      <w:bookmarkStart w:id="104" w:name="_Toc27034"/>
-      <w:bookmarkStart w:id="105" w:name="_Toc26985_WPSOffice_Level1"/>
-      <w:bookmarkStart w:id="106" w:name="_Toc28454_WPSOffice_Level1"/>
-      <w:bookmarkStart w:id="107" w:name="_Toc107825570"/>
-      <w:bookmarkStart w:id="108" w:name="_Toc5476"/>
+      <w:bookmarkStart w:id="100" w:name="_Toc15114"/>
+      <w:bookmarkStart w:id="101" w:name="_Toc28248"/>
+      <w:bookmarkStart w:id="102" w:name="_Toc3409"/>
+      <w:bookmarkStart w:id="103" w:name="_Toc28454_WPSOffice_Level1"/>
+      <w:bookmarkStart w:id="104" w:name="_Toc5476"/>
+      <w:bookmarkStart w:id="105" w:name="_Toc107825570"/>
+      <w:bookmarkStart w:id="106" w:name="_Toc27034"/>
+      <w:bookmarkStart w:id="107" w:name="_Toc26985_WPSOffice_Level1"/>
+      <w:bookmarkStart w:id="108" w:name="_Toc20170_WPSOffice_Level1"/>
       <w:r>
         <w:rPr>
           <w:rFonts w:hint="eastAsia"/>
@@ -17630,12 +18015,12 @@
       <w:bookmarkStart w:id="109" w:name="_Toc107825571"/>
       <w:bookmarkStart w:id="110" w:name="_Toc21361"/>
       <w:bookmarkStart w:id="111" w:name="_Toc9662"/>
-      <w:bookmarkStart w:id="112" w:name="_Toc22623"/>
-      <w:bookmarkStart w:id="113" w:name="_Toc14611_WPSOffice_Level1"/>
-      <w:bookmarkStart w:id="114" w:name="_Toc22162_WPSOffice_Level1"/>
-      <w:bookmarkStart w:id="115" w:name="_Toc13275"/>
-      <w:bookmarkStart w:id="116" w:name="_Toc19584_WPSOffice_Level1"/>
-      <w:bookmarkStart w:id="117" w:name="_Toc17792_WPSOffice_Level2"/>
+      <w:bookmarkStart w:id="112" w:name="_Toc13275"/>
+      <w:bookmarkStart w:id="113" w:name="_Toc22162_WPSOffice_Level1"/>
+      <w:bookmarkStart w:id="114" w:name="_Toc22623"/>
+      <w:bookmarkStart w:id="115" w:name="_Toc19584_WPSOffice_Level1"/>
+      <w:bookmarkStart w:id="116" w:name="_Toc17792_WPSOffice_Level2"/>
+      <w:bookmarkStart w:id="117" w:name="_Toc14611_WPSOffice_Level1"/>
     </w:p>
     <w:p>
       <w:pPr>
@@ -19353,356 +19738,6 @@
     </w:p>
     <w:p>
       <w:pPr>
-        <w:keepNext w:val="0"/>
-        <w:keepLines w:val="0"/>
-        <w:pageBreakBefore w:val="0"/>
-        <w:widowControl/>
-        <w:kinsoku/>
-        <w:wordWrap/>
-        <w:overflowPunct/>
-        <w:topLinePunct w:val="0"/>
-        <w:autoSpaceDE/>
-        <w:autoSpaceDN/>
-        <w:bidi w:val="0"/>
-        <w:snapToGrid w:val="0"/>
-        <w:spacing w:after="95" w:afterLines="30" w:line="216" w:lineRule="auto"/>
-        <w:jc w:val="both"/>
-        <w:textAlignment w:val="auto"/>
-        <w:rPr>
-          <w:rFonts w:ascii="Times New Roman" w:hAnsi="Times New Roman" w:cs="Times New Roman"/>
-          <w:sz w:val="15"/>
-          <w:szCs w:val="15"/>
-          <w:lang w:eastAsia="zh-CN"/>
-        </w:rPr>
-      </w:pPr>
-    </w:p>
-    <w:p>
-      <w:pPr>
-        <w:ind w:left="621" w:leftChars="155" w:hanging="280" w:hangingChars="100"/>
-        <w:rPr>
-          <w:rFonts w:eastAsia="微软雅黑"/>
-          <w:b/>
-          <w:color w:val="00B050"/>
-          <w:sz w:val="28"/>
-          <w:szCs w:val="28"/>
-        </w:rPr>
-      </w:pPr>
-      <w:r>
-        <w:rPr>
-          <w:rFonts w:eastAsia="微软雅黑"/>
-          <w:b/>
-          <w:color w:val="00B050"/>
-          <w:sz w:val="28"/>
-          <w:szCs w:val="28"/>
-          <w:lang w:eastAsia="zh-CN"/>
-        </w:rPr>
-        <w:drawing>
-          <wp:anchor distT="0" distB="0" distL="114300" distR="114300" simplePos="0" relativeHeight="251661312" behindDoc="0" locked="0" layoutInCell="1" allowOverlap="1">
-            <wp:simplePos x="0" y="0"/>
-            <wp:positionH relativeFrom="column">
-              <wp:posOffset>-34290</wp:posOffset>
-            </wp:positionH>
-            <wp:positionV relativeFrom="paragraph">
-              <wp:posOffset>66040</wp:posOffset>
-            </wp:positionV>
-            <wp:extent cx="196215" cy="197485"/>
-            <wp:effectExtent l="0" t="0" r="1905" b="635"/>
-            <wp:wrapNone/>
-            <wp:docPr id="1" name="图片 1" descr="1"/>
-            <wp:cNvGraphicFramePr>
-              <a:graphicFrameLocks xmlns:a="http://schemas.openxmlformats.org/drawingml/2006/main" noChangeAspect="1"/>
-            </wp:cNvGraphicFramePr>
-            <a:graphic xmlns:a="http://schemas.openxmlformats.org/drawingml/2006/main">
-              <a:graphicData uri="http://schemas.openxmlformats.org/drawingml/2006/picture">
-                <pic:pic xmlns:pic="http://schemas.openxmlformats.org/drawingml/2006/picture">
-                  <pic:nvPicPr>
-                    <pic:cNvPr id="1" name="图片 1" descr="1"/>
-                    <pic:cNvPicPr>
-                      <a:picLocks noChangeAspect="1" noChangeArrowheads="1"/>
-                    </pic:cNvPicPr>
-                  </pic:nvPicPr>
-                  <pic:blipFill>
-                    <a:blip r:embed="rId11">
-                      <a:extLst>
-                        <a:ext uri="{28A0092B-C50C-407E-A947-70E740481C1C}">
-                          <a14:useLocalDpi xmlns:a14="http://schemas.microsoft.com/office/drawing/2010/main" val="0"/>
-                        </a:ext>
-                      </a:extLst>
-                    </a:blip>
-                    <a:srcRect/>
-                    <a:stretch>
-                      <a:fillRect/>
-                    </a:stretch>
-                  </pic:blipFill>
-                  <pic:spPr>
-                    <a:xfrm>
-                      <a:off x="0" y="0"/>
-                      <a:ext cx="196215" cy="197485"/>
-                    </a:xfrm>
-                    <a:prstGeom prst="rect">
-                      <a:avLst/>
-                    </a:prstGeom>
-                    <a:noFill/>
-                    <a:ln>
-                      <a:noFill/>
-                    </a:ln>
-                    <a:effectLst/>
-                  </pic:spPr>
-                </pic:pic>
-              </a:graphicData>
-            </a:graphic>
-          </wp:anchor>
-        </w:drawing>
-      </w:r>
-      <w:r>
-        <w:rPr>
-          <w:rFonts w:eastAsia="微软雅黑"/>
-          <w:b/>
-          <w:color w:val="00B050"/>
-          <w:sz w:val="28"/>
-          <w:szCs w:val="28"/>
-        </w:rPr>
-        <w:t>说明</w:t>
-      </w:r>
-    </w:p>
-    <w:p>
-      <w:pPr>
-        <w:widowControl/>
-        <w:numPr>
-          <w:ilvl w:val="0"/>
-          <w:numId w:val="10"/>
-        </w:numPr>
-        <w:spacing w:after="160" w:line="259" w:lineRule="auto"/>
-        <w:ind w:left="425"/>
-        <w:rPr>
-          <w:rFonts w:eastAsia="微软雅黑"/>
-          <w:b/>
-          <w:sz w:val="21"/>
-          <w:szCs w:val="21"/>
-          <w:lang w:eastAsia="zh-CN"/>
-        </w:rPr>
-      </w:pPr>
-      <w:r>
-        <w:rPr>
-          <w:rFonts w:eastAsia="微软雅黑"/>
-          <w:b/>
-          <w:sz w:val="21"/>
-          <w:szCs w:val="21"/>
-          <w:lang w:eastAsia="zh-CN"/>
-        </w:rPr>
-        <w:t>本报告为基因检测结果，基因、药物等信息列举未按照重要性排序。</w:t>
-      </w:r>
-    </w:p>
-    <w:p>
-      <w:pPr>
-        <w:widowControl/>
-        <w:numPr>
-          <w:ilvl w:val="0"/>
-          <w:numId w:val="10"/>
-        </w:numPr>
-        <w:spacing w:after="160" w:line="259" w:lineRule="auto"/>
-        <w:ind w:left="425"/>
-        <w:rPr>
-          <w:rFonts w:eastAsia="微软雅黑"/>
-          <w:b/>
-          <w:sz w:val="21"/>
-          <w:szCs w:val="21"/>
-          <w:lang w:eastAsia="zh-CN"/>
-        </w:rPr>
-      </w:pPr>
-      <w:r>
-        <w:rPr>
-          <w:rFonts w:eastAsia="微软雅黑"/>
-          <w:b/>
-          <w:sz w:val="21"/>
-          <w:szCs w:val="21"/>
-          <w:lang w:eastAsia="zh-CN"/>
-        </w:rPr>
-        <w:t>检测结果仅供科学研究和临床用药参考，具体治疗方案请咨询主治医生。</w:t>
-      </w:r>
-    </w:p>
-    <w:p>
-      <w:pPr>
-        <w:widowControl/>
-        <w:numPr>
-          <w:ilvl w:val="0"/>
-          <w:numId w:val="10"/>
-        </w:numPr>
-        <w:spacing w:after="160" w:line="259" w:lineRule="auto"/>
-        <w:ind w:left="425"/>
-        <w:rPr>
-          <w:rFonts w:eastAsia="微软雅黑"/>
-          <w:b/>
-          <w:bCs/>
-          <w:lang w:eastAsia="zh-CN"/>
-        </w:rPr>
-      </w:pPr>
-      <w:r>
-        <w:rPr>
-          <w:rFonts w:eastAsia="微软雅黑"/>
-          <w:b/>
-          <w:sz w:val="21"/>
-          <w:szCs w:val="21"/>
-          <w:lang w:eastAsia="zh-CN"/>
-        </w:rPr>
-        <w:t>本报告只对本次采集样本负责，如有疑问，请在15个工作日内与我们联系</w:t>
-      </w:r>
-      <w:r>
-        <w:rPr>
-          <w:rFonts w:hint="eastAsia" w:eastAsia="微软雅黑"/>
-          <w:b/>
-          <w:sz w:val="21"/>
-          <w:szCs w:val="21"/>
-          <w:lang w:eastAsia="zh-CN"/>
-        </w:rPr>
-        <w:t>023-</w:t>
-      </w:r>
-      <w:r>
-        <w:rPr>
-          <w:rFonts w:eastAsia="微软雅黑"/>
-          <w:b/>
-          <w:sz w:val="21"/>
-          <w:szCs w:val="21"/>
-          <w:lang w:eastAsia="zh-CN"/>
-        </w:rPr>
-        <w:t>68</w:t>
-      </w:r>
-      <w:r>
-        <w:rPr>
-          <w:rFonts w:hint="eastAsia" w:eastAsia="微软雅黑"/>
-          <w:b/>
-          <w:sz w:val="21"/>
-          <w:szCs w:val="21"/>
-          <w:lang w:eastAsia="zh-CN"/>
-        </w:rPr>
-        <w:t>815186</w:t>
-      </w:r>
-      <w:r>
-        <w:rPr>
-          <w:rFonts w:eastAsia="微软雅黑"/>
-          <w:b/>
-          <w:sz w:val="21"/>
-          <w:szCs w:val="21"/>
-          <w:lang w:eastAsia="zh-CN"/>
-        </w:rPr>
-        <w:t>。</w:t>
-      </w:r>
-    </w:p>
-    <w:tbl>
-      <w:tblPr>
-        <w:tblStyle w:val="14"/>
-        <w:tblW w:w="10296" w:type="dxa"/>
-        <w:tblInd w:w="108" w:type="dxa"/>
-        <w:tblBorders>
-          <w:top w:val="single" w:color="auto" w:sz="12" w:space="0"/>
-          <w:left w:val="none" w:color="auto" w:sz="0" w:space="0"/>
-          <w:bottom w:val="none" w:color="auto" w:sz="0" w:space="0"/>
-          <w:right w:val="none" w:color="auto" w:sz="0" w:space="0"/>
-          <w:insideH w:val="single" w:color="auto" w:sz="4" w:space="0"/>
-          <w:insideV w:val="none" w:color="auto" w:sz="0" w:space="0"/>
-        </w:tblBorders>
-        <w:tblLayout w:type="fixed"/>
-        <w:tblCellMar>
-          <w:top w:w="0" w:type="dxa"/>
-          <w:left w:w="108" w:type="dxa"/>
-          <w:bottom w:w="0" w:type="dxa"/>
-          <w:right w:w="108" w:type="dxa"/>
-        </w:tblCellMar>
-      </w:tblPr>
-      <w:tblGrid>
-        <w:gridCol w:w="3969"/>
-        <w:gridCol w:w="6327"/>
-      </w:tblGrid>
-      <w:tr>
-        <w:tblPrEx>
-          <w:tblBorders>
-            <w:top w:val="single" w:color="auto" w:sz="12" w:space="0"/>
-            <w:left w:val="none" w:color="auto" w:sz="0" w:space="0"/>
-            <w:bottom w:val="none" w:color="auto" w:sz="0" w:space="0"/>
-            <w:right w:val="none" w:color="auto" w:sz="0" w:space="0"/>
-            <w:insideH w:val="single" w:color="auto" w:sz="4" w:space="0"/>
-            <w:insideV w:val="none" w:color="auto" w:sz="0" w:space="0"/>
-          </w:tblBorders>
-          <w:tblCellMar>
-            <w:top w:w="0" w:type="dxa"/>
-            <w:left w:w="108" w:type="dxa"/>
-            <w:bottom w:w="0" w:type="dxa"/>
-            <w:right w:w="108" w:type="dxa"/>
-          </w:tblCellMar>
-        </w:tblPrEx>
-        <w:tc>
-          <w:tcPr>
-            <w:tcW w:w="3969" w:type="dxa"/>
-            <w:tcBorders>
-              <w:top w:val="single" w:color="auto" w:sz="12" w:space="0"/>
-            </w:tcBorders>
-          </w:tcPr>
-          <w:p>
-            <w:pPr>
-              <w:snapToGrid w:val="0"/>
-              <w:spacing w:before="120" w:beforeLines="50"/>
-              <w:rPr>
-                <w:b/>
-                <w:szCs w:val="21"/>
-              </w:rPr>
-            </w:pPr>
-            <w:r>
-              <w:rPr>
-                <w:rFonts w:hint="eastAsia"/>
-                <w:b/>
-              </w:rPr>
-              <w:t>样本处理与分析：</w:t>
-            </w:r>
-          </w:p>
-        </w:tc>
-        <w:tc>
-          <w:tcPr>
-            <w:tcW w:w="6327" w:type="dxa"/>
-            <w:tcBorders>
-              <w:top w:val="single" w:color="auto" w:sz="12" w:space="0"/>
-            </w:tcBorders>
-          </w:tcPr>
-          <w:p>
-            <w:pPr>
-              <w:snapToGrid w:val="0"/>
-              <w:spacing w:before="120" w:beforeLines="50"/>
-              <w:rPr>
-                <w:b/>
-              </w:rPr>
-            </w:pPr>
-            <w:r>
-              <w:rPr>
-                <w:rFonts w:hint="eastAsia"/>
-                <w:b/>
-              </w:rPr>
-              <w:t xml:space="preserve">复核： </w:t>
-            </w:r>
-            <w:r>
-              <w:rPr>
-                <w:b/>
-              </w:rPr>
-              <w:t xml:space="preserve">                </w:t>
-            </w:r>
-            <w:r>
-              <w:rPr>
-                <w:rFonts w:hint="eastAsia"/>
-                <w:b/>
-              </w:rPr>
-              <w:t>报告时间：</w:t>
-            </w:r>
-            <w:r>
-              <w:rPr>
-                <w:rFonts w:hint="eastAsia" w:ascii="宋体" w:hAnsi="宋体" w:eastAsia="宋体" w:cs="宋体"/>
-                <w:b/>
-              </w:rPr>
-              <w:t>{{ reportdate }}</w:t>
-            </w:r>
-          </w:p>
-        </w:tc>
-      </w:tr>
-    </w:tbl>
-    <w:p>
-      <w:pPr>
         <w:adjustRightInd w:val="0"/>
         <w:snapToGrid w:val="0"/>
         <w:spacing w:after="120" w:afterLines="50"/>
@@ -19714,6 +19749,8 @@
           <w:lang w:eastAsia="zh-CN"/>
         </w:rPr>
       </w:pPr>
+      <w:bookmarkStart w:id="119" w:name="_GoBack"/>
+      <w:bookmarkEnd w:id="119"/>
     </w:p>
     <w:sectPr>
       <w:headerReference r:id="rId5" w:type="default"/>
@@ -21295,19 +21332,19 @@
     <w:abstractNumId w:val="3"/>
   </w:num>
   <w:num w:numId="6">
+    <w:abstractNumId w:val="9"/>
+  </w:num>
+  <w:num w:numId="7">
     <w:abstractNumId w:val="1"/>
   </w:num>
-  <w:num w:numId="7">
+  <w:num w:numId="8">
     <w:abstractNumId w:val="0"/>
   </w:num>
-  <w:num w:numId="8">
+  <w:num w:numId="9">
     <w:abstractNumId w:val="5"/>
   </w:num>
-  <w:num w:numId="9">
+  <w:num w:numId="10">
     <w:abstractNumId w:val="8"/>
-  </w:num>
-  <w:num w:numId="10">
-    <w:abstractNumId w:val="9"/>
   </w:num>
 </w:numbering>
 </file>

--- a/WebContent/docx/HRDscore报告-重庆分子.docx
+++ b/WebContent/docx/HRDscore报告-重庆分子.docx
@@ -2850,15 +2850,15 @@
           </w14:shadow>
         </w:rPr>
       </w:pPr>
-      <w:bookmarkStart w:id="2" w:name="_Toc24178_WPSOffice_Level1"/>
-      <w:bookmarkStart w:id="3" w:name="_Toc107825547"/>
-      <w:bookmarkStart w:id="4" w:name="_Toc30143_WPSOffice_Level1"/>
+      <w:bookmarkStart w:id="2" w:name="_Toc30143_WPSOffice_Level1"/>
+      <w:bookmarkStart w:id="3" w:name="_Toc3619"/>
+      <w:bookmarkStart w:id="4" w:name="_Toc24178_WPSOffice_Level1"/>
       <w:bookmarkStart w:id="5" w:name="_Toc13806"/>
       <w:bookmarkStart w:id="6" w:name="_Toc14123"/>
-      <w:bookmarkStart w:id="7" w:name="_Toc3619"/>
-      <w:bookmarkStart w:id="8" w:name="_Toc2077"/>
-      <w:bookmarkStart w:id="9" w:name="_Toc21669"/>
-      <w:bookmarkStart w:id="10" w:name="_Toc21009_WPSOffice_Level1"/>
+      <w:bookmarkStart w:id="7" w:name="_Toc21009_WPSOffice_Level1"/>
+      <w:bookmarkStart w:id="8" w:name="_Toc21669"/>
+      <w:bookmarkStart w:id="9" w:name="_Toc107825547"/>
+      <w:bookmarkStart w:id="10" w:name="_Toc2077"/>
       <w:r>
         <w:rPr>
           <w:color w:val="62B541"/>
@@ -3077,7 +3077,6 @@
             <w:insideH w:val="single" w:color="BEBEBE" w:themeColor="background1" w:themeShade="BF" w:sz="4" w:space="0"/>
             <w:insideV w:val="single" w:color="BEBEBE" w:themeColor="background1" w:themeShade="BF" w:sz="4" w:space="0"/>
           </w:tblBorders>
-          <w:shd w:val="clear" w:color="auto" w:fill="FFFFFF" w:themeFill="background1"/>
           <w:tblCellMar>
             <w:top w:w="0" w:type="dxa"/>
             <w:left w:w="108" w:type="dxa"/>
@@ -3216,41 +3215,10 @@
                 <w:sz w:val="21"/>
                 <w:lang w:eastAsia="zh-CN"/>
               </w:rPr>
-              <w:t xml:space="preserve">{% if summaryOfRresults.type == </w:t>
-            </w:r>
-            <w:r>
-              <w:rPr>
-                <w:rFonts w:ascii="Times New Roman" w:hAnsi="Times New Roman" w:eastAsia="微软雅黑" w:cs="黑体"/>
-                <w:sz w:val="21"/>
-                <w:lang w:eastAsia="zh-CN"/>
-              </w:rPr>
-              <w:t>“tissue”</w:t>
-            </w:r>
-            <w:r>
-              <w:rPr>
-                <w:rFonts w:hint="eastAsia" w:ascii="Times New Roman" w:hAnsi="Times New Roman" w:eastAsia="微软雅黑" w:cs="黑体"/>
-                <w:sz w:val="21"/>
-                <w:lang w:eastAsia="zh-CN"/>
-              </w:rPr>
-              <w:t xml:space="preserve"> %}石蜡样本{% else %}</w:t>
-            </w:r>
-            <w:r>
-              <w:rPr>
-                <w:rFonts w:hint="eastAsia" w:ascii="微软雅黑" w:hAnsi="微软雅黑" w:eastAsia="微软雅黑" w:cs="微软雅黑"/>
-                <w:sz w:val="21"/>
-                <w:szCs w:val="21"/>
-                <w:lang w:val="en-US" w:eastAsia="zh-CN" w:bidi="ar"/>
-              </w:rPr>
-              <w:t>血液</w:t>
-            </w:r>
-            <w:r>
-              <w:rPr>
-                <w:rFonts w:hint="eastAsia" w:ascii="Times New Roman" w:hAnsi="Times New Roman" w:eastAsia="微软雅黑" w:cs="黑体"/>
-                <w:sz w:val="21"/>
-                <w:lang w:eastAsia="zh-CN"/>
-              </w:rPr>
-              <w:t>{% endif %}</w:t>
-            </w:r>
+              <w:t>{% if type == "tissue" %}{%if "胸腹水" in specimentype %}胸腹水{% else %}石蜡样本{% endif %}{% elif type == "blood" %}{%if "胸腹水(上清)" in specimentype %}胸腹水(上清){% else %}血液{% endif %}{% endif %}</w:t>
+            </w:r>
+            <w:bookmarkStart w:id="119" w:name="_GoBack"/>
+            <w:bookmarkEnd w:id="119"/>
           </w:p>
         </w:tc>
       </w:tr>
@@ -3264,7 +3232,6 @@
             <w:insideH w:val="single" w:color="BEBEBE" w:themeColor="background1" w:themeShade="BF" w:sz="4" w:space="0"/>
             <w:insideV w:val="single" w:color="BEBEBE" w:themeColor="background1" w:themeShade="BF" w:sz="4" w:space="0"/>
           </w:tblBorders>
-          <w:shd w:val="clear" w:color="auto" w:fill="FFFFFF" w:themeFill="background1"/>
           <w:tblCellMar>
             <w:top w:w="0" w:type="dxa"/>
             <w:left w:w="108" w:type="dxa"/>
@@ -3411,7 +3378,6 @@
             <w:insideH w:val="single" w:color="BEBEBE" w:themeColor="background1" w:themeShade="BF" w:sz="4" w:space="0"/>
             <w:insideV w:val="single" w:color="BEBEBE" w:themeColor="background1" w:themeShade="BF" w:sz="4" w:space="0"/>
           </w:tblBorders>
-          <w:shd w:val="clear" w:color="auto" w:fill="FFFFFF" w:themeFill="background1"/>
           <w:tblCellMar>
             <w:top w:w="0" w:type="dxa"/>
             <w:left w:w="108" w:type="dxa"/>
@@ -3595,14 +3561,14 @@
           </w14:shadow>
         </w:rPr>
       </w:pPr>
-      <w:bookmarkStart w:id="11" w:name="_Toc17451"/>
+      <w:bookmarkStart w:id="11" w:name="_Toc29272"/>
       <w:bookmarkStart w:id="12" w:name="_Toc26731"/>
-      <w:bookmarkStart w:id="13" w:name="_Toc29272"/>
-      <w:bookmarkStart w:id="14" w:name="_Toc11015_WPSOffice_Level1"/>
-      <w:bookmarkStart w:id="15" w:name="_Toc18062_WPSOffice_Level1"/>
-      <w:bookmarkStart w:id="16" w:name="_Toc107825548"/>
-      <w:bookmarkStart w:id="17" w:name="_Toc12616"/>
-      <w:bookmarkStart w:id="18" w:name="_Toc7021_WPSOffice_Level1"/>
+      <w:bookmarkStart w:id="13" w:name="_Toc18062_WPSOffice_Level1"/>
+      <w:bookmarkStart w:id="14" w:name="_Toc17451"/>
+      <w:bookmarkStart w:id="15" w:name="_Toc11015_WPSOffice_Level1"/>
+      <w:bookmarkStart w:id="16" w:name="_Toc7021_WPSOffice_Level1"/>
+      <w:bookmarkStart w:id="17" w:name="_Toc107825548"/>
+      <w:bookmarkStart w:id="18" w:name="_Toc12616"/>
       <w:bookmarkStart w:id="19" w:name="_Toc3823"/>
       <w:r>
         <w:rPr>
@@ -3972,11 +3938,11 @@
       </w:pPr>
       <w:bookmarkStart w:id="21" w:name="_Toc16576"/>
       <w:bookmarkStart w:id="22" w:name="_Toc12582"/>
-      <w:bookmarkStart w:id="23" w:name="_Toc6221_WPSOffice_Level1"/>
-      <w:bookmarkStart w:id="24" w:name="_Toc25920"/>
-      <w:bookmarkStart w:id="25" w:name="_Toc18058"/>
-      <w:bookmarkStart w:id="26" w:name="_Toc107825549"/>
-      <w:bookmarkStart w:id="27" w:name="_Toc23369_WPSOffice_Level1"/>
+      <w:bookmarkStart w:id="23" w:name="_Toc107825549"/>
+      <w:bookmarkStart w:id="24" w:name="_Toc6221_WPSOffice_Level1"/>
+      <w:bookmarkStart w:id="25" w:name="_Toc25920"/>
+      <w:bookmarkStart w:id="26" w:name="_Toc23369_WPSOffice_Level1"/>
+      <w:bookmarkStart w:id="27" w:name="_Toc18058"/>
       <w:bookmarkStart w:id="28" w:name="_Toc19777"/>
       <w:r>
         <w:rPr>
@@ -5336,14 +5302,14 @@
           </w14:shadow>
         </w:rPr>
       </w:pPr>
-      <w:bookmarkStart w:id="31" w:name="_Toc8623"/>
-      <w:bookmarkStart w:id="32" w:name="_Toc20136_WPSOffice_Level1"/>
-      <w:bookmarkStart w:id="33" w:name="_Toc24235"/>
-      <w:bookmarkStart w:id="34" w:name="_Toc107825550"/>
-      <w:bookmarkStart w:id="35" w:name="_Toc2866"/>
-      <w:bookmarkStart w:id="36" w:name="_Toc22132"/>
-      <w:bookmarkStart w:id="37" w:name="_Toc19898_WPSOffice_Level1"/>
-      <w:bookmarkStart w:id="38" w:name="_Toc2781"/>
+      <w:bookmarkStart w:id="31" w:name="_Toc20136_WPSOffice_Level1"/>
+      <w:bookmarkStart w:id="32" w:name="_Toc8623"/>
+      <w:bookmarkStart w:id="33" w:name="_Toc107825550"/>
+      <w:bookmarkStart w:id="34" w:name="_Toc22132"/>
+      <w:bookmarkStart w:id="35" w:name="_Toc24235"/>
+      <w:bookmarkStart w:id="36" w:name="_Toc19898_WPSOffice_Level1"/>
+      <w:bookmarkStart w:id="37" w:name="_Toc2781"/>
+      <w:bookmarkStart w:id="38" w:name="_Toc2866"/>
       <w:r>
         <w:rPr>
           <w:rStyle w:val="37"/>
@@ -5906,13 +5872,13 @@
         </w:rPr>
       </w:pPr>
       <w:bookmarkStart w:id="42" w:name="_Toc4331_WPSOffice_Level1"/>
-      <w:bookmarkStart w:id="43" w:name="_Toc23903"/>
-      <w:bookmarkStart w:id="44" w:name="_Toc180"/>
-      <w:bookmarkStart w:id="45" w:name="_Toc25727"/>
-      <w:bookmarkStart w:id="46" w:name="_Toc32443_WPSOffice_Level1"/>
+      <w:bookmarkStart w:id="43" w:name="_Toc25727"/>
+      <w:bookmarkStart w:id="44" w:name="_Toc29372"/>
+      <w:bookmarkStart w:id="45" w:name="_Toc180"/>
+      <w:bookmarkStart w:id="46" w:name="_Toc23846_WPSOffice_Level1"/>
       <w:bookmarkStart w:id="47" w:name="_Toc107825555"/>
-      <w:bookmarkStart w:id="48" w:name="_Toc23846_WPSOffice_Level1"/>
-      <w:bookmarkStart w:id="49" w:name="_Toc29372"/>
+      <w:bookmarkStart w:id="48" w:name="_Toc32443_WPSOffice_Level1"/>
+      <w:bookmarkStart w:id="49" w:name="_Toc23903"/>
       <w:r>
         <w:rPr>
           <w:rFonts w:hint="eastAsia" w:ascii="Times New Roman" w:hAnsi="Times New Roman" w:eastAsia="微软雅黑" w:cs="Times New Roman"/>
@@ -5973,8 +5939,8 @@
           <w:lang w:eastAsia="zh-CN"/>
         </w:rPr>
       </w:pPr>
-      <w:bookmarkStart w:id="50" w:name="_Toc10223"/>
-      <w:bookmarkStart w:id="51" w:name="_Toc20034"/>
+      <w:bookmarkStart w:id="50" w:name="_Toc20034"/>
+      <w:bookmarkStart w:id="51" w:name="_Toc10223"/>
       <w:bookmarkStart w:id="52" w:name="_Toc106719764"/>
       <w:bookmarkStart w:id="53" w:name="_Toc8587"/>
       <w:r>
@@ -9103,10 +9069,10 @@
           <w:lang w:eastAsia="zh-CN"/>
         </w:rPr>
       </w:pPr>
-      <w:bookmarkStart w:id="55" w:name="_Toc107330125"/>
-      <w:bookmarkStart w:id="56" w:name="_Toc107825556"/>
+      <w:bookmarkStart w:id="55" w:name="_Toc21881"/>
+      <w:bookmarkStart w:id="56" w:name="_Toc107330125"/>
       <w:bookmarkStart w:id="57" w:name="_Toc23723"/>
-      <w:bookmarkStart w:id="58" w:name="_Toc21881"/>
+      <w:bookmarkStart w:id="58" w:name="_Toc107825556"/>
       <w:bookmarkStart w:id="59" w:name="_Toc10233"/>
       <w:r>
         <w:rPr>
@@ -13565,14 +13531,14 @@
           </w14:shadow>
         </w:rPr>
       </w:pPr>
-      <w:bookmarkStart w:id="60" w:name="_Toc13196_WPSOffice_Level1"/>
-      <w:bookmarkStart w:id="61" w:name="_Toc13698"/>
-      <w:bookmarkStart w:id="62" w:name="_Toc11294"/>
-      <w:bookmarkStart w:id="63" w:name="_Toc21764_WPSOffice_Level1"/>
-      <w:bookmarkStart w:id="64" w:name="_Toc27302"/>
-      <w:bookmarkStart w:id="65" w:name="_Toc107825561"/>
-      <w:bookmarkStart w:id="66" w:name="_Toc1707_WPSOffice_Level1"/>
-      <w:bookmarkStart w:id="67" w:name="_Toc28240"/>
+      <w:bookmarkStart w:id="60" w:name="_Toc13698"/>
+      <w:bookmarkStart w:id="61" w:name="_Toc11294"/>
+      <w:bookmarkStart w:id="62" w:name="_Toc1707_WPSOffice_Level1"/>
+      <w:bookmarkStart w:id="63" w:name="_Toc13196_WPSOffice_Level1"/>
+      <w:bookmarkStart w:id="64" w:name="_Toc107825561"/>
+      <w:bookmarkStart w:id="65" w:name="_Toc21764_WPSOffice_Level1"/>
+      <w:bookmarkStart w:id="66" w:name="_Toc28240"/>
+      <w:bookmarkStart w:id="67" w:name="_Toc27302"/>
       <w:bookmarkStart w:id="68" w:name="_Toc25501"/>
       <w:r>
         <w:rPr>
@@ -13615,17 +13581,17 @@
         </w:rPr>
       </w:pPr>
       <w:bookmarkStart w:id="69" w:name="_Toc28605"/>
-      <w:bookmarkStart w:id="70" w:name="_Toc24085_WPSOffice_Level1"/>
-      <w:bookmarkStart w:id="71" w:name="_Toc9066"/>
-      <w:bookmarkStart w:id="72" w:name="_Toc14255_WPSOffice_Level1"/>
-      <w:bookmarkStart w:id="73" w:name="_Toc10437"/>
-      <w:bookmarkStart w:id="74" w:name="_Toc15840_WPSOffice_Level1"/>
-      <w:bookmarkStart w:id="75" w:name="_Toc32150"/>
-      <w:bookmarkStart w:id="76" w:name="_Toc3674"/>
+      <w:bookmarkStart w:id="70" w:name="_Toc9066"/>
+      <w:bookmarkStart w:id="71" w:name="_Toc10437"/>
+      <w:bookmarkStart w:id="72" w:name="_Toc15840_WPSOffice_Level1"/>
+      <w:bookmarkStart w:id="73" w:name="_Toc3674"/>
+      <w:bookmarkStart w:id="74" w:name="_Toc24085_WPSOffice_Level1"/>
+      <w:bookmarkStart w:id="75" w:name="_Toc14255_WPSOffice_Level1"/>
+      <w:bookmarkStart w:id="76" w:name="_Toc32150"/>
       <w:bookmarkStart w:id="77" w:name="_Toc11896_WPSOffice_Level1"/>
       <w:bookmarkStart w:id="78" w:name="_Toc23688"/>
-      <w:bookmarkStart w:id="79" w:name="_Toc28810_WPSOffice_Level1"/>
-      <w:bookmarkStart w:id="80" w:name="_Toc11193_WPSOffice_Level1"/>
+      <w:bookmarkStart w:id="79" w:name="_Toc11193_WPSOffice_Level1"/>
+      <w:bookmarkStart w:id="80" w:name="_Toc28810_WPSOffice_Level1"/>
       <w:r>
         <w:rPr>
           <w:rFonts w:hint="eastAsia"/>
@@ -15966,8 +15932,8 @@
         </w:rPr>
       </w:pPr>
       <w:bookmarkStart w:id="81" w:name="_Toc19415"/>
-      <w:bookmarkStart w:id="82" w:name="_Toc28611"/>
-      <w:bookmarkStart w:id="83" w:name="_Toc107825565"/>
+      <w:bookmarkStart w:id="82" w:name="_Toc107825565"/>
+      <w:bookmarkStart w:id="83" w:name="_Toc28611"/>
       <w:r>
         <w:rPr>
           <w:rFonts w:hint="eastAsia"/>
@@ -16934,9 +16900,9 @@
           <w:lang w:eastAsia="zh-CN"/>
         </w:rPr>
       </w:pPr>
-      <w:bookmarkStart w:id="87" w:name="_Toc5398"/>
-      <w:bookmarkStart w:id="88" w:name="_Toc107825567"/>
-      <w:bookmarkStart w:id="89" w:name="_Toc31498"/>
+      <w:bookmarkStart w:id="87" w:name="_Toc31498"/>
+      <w:bookmarkStart w:id="88" w:name="_Toc5398"/>
+      <w:bookmarkStart w:id="89" w:name="_Toc107825567"/>
       <w:r>
         <w:rPr>
           <w:rFonts w:hint="eastAsia"/>
@@ -17643,8 +17609,8 @@
         </w:rPr>
       </w:pPr>
       <w:bookmarkStart w:id="92" w:name="_Toc5400"/>
-      <w:bookmarkStart w:id="93" w:name="_Toc32060"/>
-      <w:bookmarkStart w:id="94" w:name="_Toc3846"/>
+      <w:bookmarkStart w:id="93" w:name="_Toc3846"/>
+      <w:bookmarkStart w:id="94" w:name="_Toc32060"/>
       <w:bookmarkStart w:id="95" w:name="_Toc331"/>
       <w:r>
         <w:rPr>
@@ -17776,8 +17742,8 @@
           <w:lang w:eastAsia="zh-CN"/>
         </w:rPr>
       </w:pPr>
-      <w:bookmarkStart w:id="96" w:name="_Toc22196"/>
-      <w:bookmarkStart w:id="97" w:name="_Toc126"/>
+      <w:bookmarkStart w:id="96" w:name="_Toc126"/>
+      <w:bookmarkStart w:id="97" w:name="_Toc22196"/>
       <w:bookmarkStart w:id="98" w:name="_Toc10299"/>
       <w:bookmarkStart w:id="99" w:name="_Toc5423"/>
       <w:r>
@@ -17977,15 +17943,15 @@
           <w:lang w:eastAsia="zh-CN"/>
         </w:rPr>
       </w:pPr>
-      <w:bookmarkStart w:id="100" w:name="_Toc15114"/>
-      <w:bookmarkStart w:id="101" w:name="_Toc28248"/>
-      <w:bookmarkStart w:id="102" w:name="_Toc3409"/>
-      <w:bookmarkStart w:id="103" w:name="_Toc28454_WPSOffice_Level1"/>
-      <w:bookmarkStart w:id="104" w:name="_Toc5476"/>
+      <w:bookmarkStart w:id="100" w:name="_Toc3409"/>
+      <w:bookmarkStart w:id="101" w:name="_Toc15114"/>
+      <w:bookmarkStart w:id="102" w:name="_Toc28248"/>
+      <w:bookmarkStart w:id="103" w:name="_Toc20170_WPSOffice_Level1"/>
+      <w:bookmarkStart w:id="104" w:name="_Toc28454_WPSOffice_Level1"/>
       <w:bookmarkStart w:id="105" w:name="_Toc107825570"/>
-      <w:bookmarkStart w:id="106" w:name="_Toc27034"/>
-      <w:bookmarkStart w:id="107" w:name="_Toc26985_WPSOffice_Level1"/>
-      <w:bookmarkStart w:id="108" w:name="_Toc20170_WPSOffice_Level1"/>
+      <w:bookmarkStart w:id="106" w:name="_Toc5476"/>
+      <w:bookmarkStart w:id="107" w:name="_Toc27034"/>
+      <w:bookmarkStart w:id="108" w:name="_Toc26985_WPSOffice_Level1"/>
       <w:r>
         <w:rPr>
           <w:rFonts w:hint="eastAsia"/>
@@ -18013,14 +17979,14 @@
         </w:rPr>
       </w:pPr>
       <w:bookmarkStart w:id="109" w:name="_Toc107825571"/>
-      <w:bookmarkStart w:id="110" w:name="_Toc21361"/>
-      <w:bookmarkStart w:id="111" w:name="_Toc9662"/>
-      <w:bookmarkStart w:id="112" w:name="_Toc13275"/>
-      <w:bookmarkStart w:id="113" w:name="_Toc22162_WPSOffice_Level1"/>
-      <w:bookmarkStart w:id="114" w:name="_Toc22623"/>
-      <w:bookmarkStart w:id="115" w:name="_Toc19584_WPSOffice_Level1"/>
-      <w:bookmarkStart w:id="116" w:name="_Toc17792_WPSOffice_Level2"/>
-      <w:bookmarkStart w:id="117" w:name="_Toc14611_WPSOffice_Level1"/>
+      <w:bookmarkStart w:id="110" w:name="_Toc9662"/>
+      <w:bookmarkStart w:id="111" w:name="_Toc21361"/>
+      <w:bookmarkStart w:id="112" w:name="_Toc22162_WPSOffice_Level1"/>
+      <w:bookmarkStart w:id="113" w:name="_Toc19584_WPSOffice_Level1"/>
+      <w:bookmarkStart w:id="114" w:name="_Toc14611_WPSOffice_Level1"/>
+      <w:bookmarkStart w:id="115" w:name="_Toc13275"/>
+      <w:bookmarkStart w:id="116" w:name="_Toc22623"/>
+      <w:bookmarkStart w:id="117" w:name="_Toc17792_WPSOffice_Level2"/>
     </w:p>
     <w:p>
       <w:pPr>
@@ -19749,8 +19715,6 @@
           <w:lang w:eastAsia="zh-CN"/>
         </w:rPr>
       </w:pPr>
-      <w:bookmarkStart w:id="119" w:name="_GoBack"/>
-      <w:bookmarkEnd w:id="119"/>
     </w:p>
     <w:sectPr>
       <w:headerReference r:id="rId5" w:type="default"/>

--- a/WebContent/docx/HRDscore报告-重庆分子.docx
+++ b/WebContent/docx/HRDscore报告-重庆分子.docx
@@ -368,12 +368,6 @@
             <w:insideH w:val="single" w:color="auto" w:sz="4" w:space="0"/>
             <w:insideV w:val="single" w:color="auto" w:sz="4" w:space="0"/>
           </w:tblBorders>
-          <w:tblCellMar>
-            <w:top w:w="0" w:type="dxa"/>
-            <w:left w:w="108" w:type="dxa"/>
-            <w:bottom w:w="0" w:type="dxa"/>
-            <w:right w:w="108" w:type="dxa"/>
-          </w:tblCellMar>
         </w:tblPrEx>
         <w:trPr>
           <w:trHeight w:val="667" w:hRule="atLeast"/>
@@ -2850,15 +2844,15 @@
           </w14:shadow>
         </w:rPr>
       </w:pPr>
-      <w:bookmarkStart w:id="2" w:name="_Toc30143_WPSOffice_Level1"/>
-      <w:bookmarkStart w:id="3" w:name="_Toc3619"/>
-      <w:bookmarkStart w:id="4" w:name="_Toc24178_WPSOffice_Level1"/>
-      <w:bookmarkStart w:id="5" w:name="_Toc13806"/>
-      <w:bookmarkStart w:id="6" w:name="_Toc14123"/>
-      <w:bookmarkStart w:id="7" w:name="_Toc21009_WPSOffice_Level1"/>
-      <w:bookmarkStart w:id="8" w:name="_Toc21669"/>
-      <w:bookmarkStart w:id="9" w:name="_Toc107825547"/>
-      <w:bookmarkStart w:id="10" w:name="_Toc2077"/>
+      <w:bookmarkStart w:id="2" w:name="_Toc2077"/>
+      <w:bookmarkStart w:id="3" w:name="_Toc21009_WPSOffice_Level1"/>
+      <w:bookmarkStart w:id="4" w:name="_Toc30143_WPSOffice_Level1"/>
+      <w:bookmarkStart w:id="5" w:name="_Toc24178_WPSOffice_Level1"/>
+      <w:bookmarkStart w:id="6" w:name="_Toc21669"/>
+      <w:bookmarkStart w:id="7" w:name="_Toc107825547"/>
+      <w:bookmarkStart w:id="8" w:name="_Toc3619"/>
+      <w:bookmarkStart w:id="9" w:name="_Toc13806"/>
+      <w:bookmarkStart w:id="10" w:name="_Toc14123"/>
       <w:r>
         <w:rPr>
           <w:color w:val="62B541"/>
@@ -3077,6 +3071,7 @@
             <w:insideH w:val="single" w:color="BEBEBE" w:themeColor="background1" w:themeShade="BF" w:sz="4" w:space="0"/>
             <w:insideV w:val="single" w:color="BEBEBE" w:themeColor="background1" w:themeShade="BF" w:sz="4" w:space="0"/>
           </w:tblBorders>
+          <w:shd w:val="clear" w:color="auto" w:fill="FFFFFF" w:themeFill="background1"/>
           <w:tblCellMar>
             <w:top w:w="0" w:type="dxa"/>
             <w:left w:w="108" w:type="dxa"/>
@@ -3378,6 +3373,7 @@
             <w:insideH w:val="single" w:color="BEBEBE" w:themeColor="background1" w:themeShade="BF" w:sz="4" w:space="0"/>
             <w:insideV w:val="single" w:color="BEBEBE" w:themeColor="background1" w:themeShade="BF" w:sz="4" w:space="0"/>
           </w:tblBorders>
+          <w:shd w:val="clear" w:color="auto" w:fill="FFFFFF" w:themeFill="background1"/>
           <w:tblCellMar>
             <w:top w:w="0" w:type="dxa"/>
             <w:left w:w="108" w:type="dxa"/>
@@ -3561,13 +3557,13 @@
           </w14:shadow>
         </w:rPr>
       </w:pPr>
-      <w:bookmarkStart w:id="11" w:name="_Toc29272"/>
+      <w:bookmarkStart w:id="11" w:name="_Toc7021_WPSOffice_Level1"/>
       <w:bookmarkStart w:id="12" w:name="_Toc26731"/>
-      <w:bookmarkStart w:id="13" w:name="_Toc18062_WPSOffice_Level1"/>
-      <w:bookmarkStart w:id="14" w:name="_Toc17451"/>
-      <w:bookmarkStart w:id="15" w:name="_Toc11015_WPSOffice_Level1"/>
-      <w:bookmarkStart w:id="16" w:name="_Toc7021_WPSOffice_Level1"/>
-      <w:bookmarkStart w:id="17" w:name="_Toc107825548"/>
+      <w:bookmarkStart w:id="13" w:name="_Toc17451"/>
+      <w:bookmarkStart w:id="14" w:name="_Toc11015_WPSOffice_Level1"/>
+      <w:bookmarkStart w:id="15" w:name="_Toc107825548"/>
+      <w:bookmarkStart w:id="16" w:name="_Toc29272"/>
+      <w:bookmarkStart w:id="17" w:name="_Toc18062_WPSOffice_Level1"/>
       <w:bookmarkStart w:id="18" w:name="_Toc12616"/>
       <w:bookmarkStart w:id="19" w:name="_Toc3823"/>
       <w:r>
@@ -3938,11 +3934,11 @@
       </w:pPr>
       <w:bookmarkStart w:id="21" w:name="_Toc16576"/>
       <w:bookmarkStart w:id="22" w:name="_Toc12582"/>
-      <w:bookmarkStart w:id="23" w:name="_Toc107825549"/>
-      <w:bookmarkStart w:id="24" w:name="_Toc6221_WPSOffice_Level1"/>
-      <w:bookmarkStart w:id="25" w:name="_Toc25920"/>
-      <w:bookmarkStart w:id="26" w:name="_Toc23369_WPSOffice_Level1"/>
-      <w:bookmarkStart w:id="27" w:name="_Toc18058"/>
+      <w:bookmarkStart w:id="23" w:name="_Toc6221_WPSOffice_Level1"/>
+      <w:bookmarkStart w:id="24" w:name="_Toc25920"/>
+      <w:bookmarkStart w:id="25" w:name="_Toc18058"/>
+      <w:bookmarkStart w:id="26" w:name="_Toc107825549"/>
+      <w:bookmarkStart w:id="27" w:name="_Toc23369_WPSOffice_Level1"/>
       <w:bookmarkStart w:id="28" w:name="_Toc19777"/>
       <w:r>
         <w:rPr>
@@ -4899,12 +4895,6 @@
             <w:insideH w:val="single" w:color="auto" w:sz="4" w:space="0"/>
             <w:insideV w:val="none" w:color="auto" w:sz="0" w:space="0"/>
           </w:tblBorders>
-          <w:tblCellMar>
-            <w:top w:w="0" w:type="dxa"/>
-            <w:left w:w="108" w:type="dxa"/>
-            <w:bottom w:w="0" w:type="dxa"/>
-            <w:right w:w="108" w:type="dxa"/>
-          </w:tblCellMar>
         </w:tblPrEx>
         <w:tc>
           <w:tcPr>
@@ -5302,14 +5292,14 @@
           </w14:shadow>
         </w:rPr>
       </w:pPr>
-      <w:bookmarkStart w:id="31" w:name="_Toc20136_WPSOffice_Level1"/>
-      <w:bookmarkStart w:id="32" w:name="_Toc8623"/>
-      <w:bookmarkStart w:id="33" w:name="_Toc107825550"/>
-      <w:bookmarkStart w:id="34" w:name="_Toc22132"/>
-      <w:bookmarkStart w:id="35" w:name="_Toc24235"/>
-      <w:bookmarkStart w:id="36" w:name="_Toc19898_WPSOffice_Level1"/>
+      <w:bookmarkStart w:id="31" w:name="_Toc107825550"/>
+      <w:bookmarkStart w:id="32" w:name="_Toc22132"/>
+      <w:bookmarkStart w:id="33" w:name="_Toc19898_WPSOffice_Level1"/>
+      <w:bookmarkStart w:id="34" w:name="_Toc24235"/>
+      <w:bookmarkStart w:id="35" w:name="_Toc2866"/>
+      <w:bookmarkStart w:id="36" w:name="_Toc20136_WPSOffice_Level1"/>
       <w:bookmarkStart w:id="37" w:name="_Toc2781"/>
-      <w:bookmarkStart w:id="38" w:name="_Toc2866"/>
+      <w:bookmarkStart w:id="38" w:name="_Toc8623"/>
       <w:r>
         <w:rPr>
           <w:rStyle w:val="37"/>
@@ -5349,9 +5339,9 @@
           <w:sz w:val="30"/>
         </w:rPr>
       </w:pPr>
-      <w:bookmarkStart w:id="39" w:name="_Toc17240"/>
+      <w:bookmarkStart w:id="39" w:name="_Toc107825551"/>
       <w:bookmarkStart w:id="40" w:name="_Toc3264"/>
-      <w:bookmarkStart w:id="41" w:name="_Toc107825551"/>
+      <w:bookmarkStart w:id="41" w:name="_Toc17240"/>
       <w:r>
         <w:rPr>
           <w:rFonts w:hint="eastAsia"/>
@@ -5871,14 +5861,14 @@
           <w:lang w:eastAsia="zh-CN"/>
         </w:rPr>
       </w:pPr>
-      <w:bookmarkStart w:id="42" w:name="_Toc4331_WPSOffice_Level1"/>
-      <w:bookmarkStart w:id="43" w:name="_Toc25727"/>
-      <w:bookmarkStart w:id="44" w:name="_Toc29372"/>
-      <w:bookmarkStart w:id="45" w:name="_Toc180"/>
-      <w:bookmarkStart w:id="46" w:name="_Toc23846_WPSOffice_Level1"/>
+      <w:bookmarkStart w:id="42" w:name="_Toc180"/>
+      <w:bookmarkStart w:id="43" w:name="_Toc4331_WPSOffice_Level1"/>
+      <w:bookmarkStart w:id="44" w:name="_Toc23903"/>
+      <w:bookmarkStart w:id="45" w:name="_Toc25727"/>
+      <w:bookmarkStart w:id="46" w:name="_Toc32443_WPSOffice_Level1"/>
       <w:bookmarkStart w:id="47" w:name="_Toc107825555"/>
-      <w:bookmarkStart w:id="48" w:name="_Toc32443_WPSOffice_Level1"/>
-      <w:bookmarkStart w:id="49" w:name="_Toc23903"/>
+      <w:bookmarkStart w:id="48" w:name="_Toc23846_WPSOffice_Level1"/>
+      <w:bookmarkStart w:id="49" w:name="_Toc29372"/>
       <w:r>
         <w:rPr>
           <w:rFonts w:hint="eastAsia" w:ascii="Times New Roman" w:hAnsi="Times New Roman" w:eastAsia="微软雅黑" w:cs="Times New Roman"/>
@@ -5939,10 +5929,10 @@
           <w:lang w:eastAsia="zh-CN"/>
         </w:rPr>
       </w:pPr>
-      <w:bookmarkStart w:id="50" w:name="_Toc20034"/>
-      <w:bookmarkStart w:id="51" w:name="_Toc10223"/>
-      <w:bookmarkStart w:id="52" w:name="_Toc106719764"/>
-      <w:bookmarkStart w:id="53" w:name="_Toc8587"/>
+      <w:bookmarkStart w:id="50" w:name="_Toc8587"/>
+      <w:bookmarkStart w:id="51" w:name="_Toc106719764"/>
+      <w:bookmarkStart w:id="52" w:name="_Toc10223"/>
+      <w:bookmarkStart w:id="53" w:name="_Toc20034"/>
       <w:r>
         <w:rPr>
           <w:rFonts w:hint="eastAsia"/>
@@ -7706,12 +7696,6 @@
             <w:insideH w:val="none" w:color="auto" w:sz="0" w:space="0"/>
             <w:insideV w:val="none" w:color="auto" w:sz="0" w:space="0"/>
           </w:tblBorders>
-          <w:tblCellMar>
-            <w:top w:w="0" w:type="dxa"/>
-            <w:left w:w="108" w:type="dxa"/>
-            <w:bottom w:w="0" w:type="dxa"/>
-            <w:right w:w="108" w:type="dxa"/>
-          </w:tblCellMar>
         </w:tblPrEx>
         <w:trPr>
           <w:trHeight w:val="313" w:hRule="atLeast"/>
@@ -9069,11 +9053,11 @@
           <w:lang w:eastAsia="zh-CN"/>
         </w:rPr>
       </w:pPr>
-      <w:bookmarkStart w:id="55" w:name="_Toc21881"/>
-      <w:bookmarkStart w:id="56" w:name="_Toc107330125"/>
+      <w:bookmarkStart w:id="55" w:name="_Toc107330125"/>
+      <w:bookmarkStart w:id="56" w:name="_Toc10233"/>
       <w:bookmarkStart w:id="57" w:name="_Toc23723"/>
-      <w:bookmarkStart w:id="58" w:name="_Toc107825556"/>
-      <w:bookmarkStart w:id="59" w:name="_Toc10233"/>
+      <w:bookmarkStart w:id="58" w:name="_Toc21881"/>
+      <w:bookmarkStart w:id="59" w:name="_Toc107825556"/>
       <w:r>
         <w:rPr>
           <w:rFonts w:hint="eastAsia"/>
@@ -13531,15 +13515,15 @@
           </w14:shadow>
         </w:rPr>
       </w:pPr>
-      <w:bookmarkStart w:id="60" w:name="_Toc13698"/>
-      <w:bookmarkStart w:id="61" w:name="_Toc11294"/>
-      <w:bookmarkStart w:id="62" w:name="_Toc1707_WPSOffice_Level1"/>
-      <w:bookmarkStart w:id="63" w:name="_Toc13196_WPSOffice_Level1"/>
-      <w:bookmarkStart w:id="64" w:name="_Toc107825561"/>
-      <w:bookmarkStart w:id="65" w:name="_Toc21764_WPSOffice_Level1"/>
-      <w:bookmarkStart w:id="66" w:name="_Toc28240"/>
-      <w:bookmarkStart w:id="67" w:name="_Toc27302"/>
-      <w:bookmarkStart w:id="68" w:name="_Toc25501"/>
+      <w:bookmarkStart w:id="60" w:name="_Toc1707_WPSOffice_Level1"/>
+      <w:bookmarkStart w:id="61" w:name="_Toc107825561"/>
+      <w:bookmarkStart w:id="62" w:name="_Toc28240"/>
+      <w:bookmarkStart w:id="63" w:name="_Toc11294"/>
+      <w:bookmarkStart w:id="64" w:name="_Toc21764_WPSOffice_Level1"/>
+      <w:bookmarkStart w:id="65" w:name="_Toc13196_WPSOffice_Level1"/>
+      <w:bookmarkStart w:id="66" w:name="_Toc27302"/>
+      <w:bookmarkStart w:id="67" w:name="_Toc25501"/>
+      <w:bookmarkStart w:id="68" w:name="_Toc13698"/>
       <w:r>
         <w:rPr>
           <w:rStyle w:val="37"/>
@@ -13580,14 +13564,14 @@
           <w:lang w:eastAsia="zh-CN"/>
         </w:rPr>
       </w:pPr>
-      <w:bookmarkStart w:id="69" w:name="_Toc28605"/>
-      <w:bookmarkStart w:id="70" w:name="_Toc9066"/>
-      <w:bookmarkStart w:id="71" w:name="_Toc10437"/>
-      <w:bookmarkStart w:id="72" w:name="_Toc15840_WPSOffice_Level1"/>
-      <w:bookmarkStart w:id="73" w:name="_Toc3674"/>
-      <w:bookmarkStart w:id="74" w:name="_Toc24085_WPSOffice_Level1"/>
-      <w:bookmarkStart w:id="75" w:name="_Toc14255_WPSOffice_Level1"/>
-      <w:bookmarkStart w:id="76" w:name="_Toc32150"/>
+      <w:bookmarkStart w:id="69" w:name="_Toc3674"/>
+      <w:bookmarkStart w:id="70" w:name="_Toc32150"/>
+      <w:bookmarkStart w:id="71" w:name="_Toc28605"/>
+      <w:bookmarkStart w:id="72" w:name="_Toc9066"/>
+      <w:bookmarkStart w:id="73" w:name="_Toc14255_WPSOffice_Level1"/>
+      <w:bookmarkStart w:id="74" w:name="_Toc10437"/>
+      <w:bookmarkStart w:id="75" w:name="_Toc15840_WPSOffice_Level1"/>
+      <w:bookmarkStart w:id="76" w:name="_Toc24085_WPSOffice_Level1"/>
       <w:bookmarkStart w:id="77" w:name="_Toc11896_WPSOffice_Level1"/>
       <w:bookmarkStart w:id="78" w:name="_Toc23688"/>
       <w:bookmarkStart w:id="79" w:name="_Toc11193_WPSOffice_Level1"/>
@@ -15932,8 +15916,8 @@
         </w:rPr>
       </w:pPr>
       <w:bookmarkStart w:id="81" w:name="_Toc19415"/>
-      <w:bookmarkStart w:id="82" w:name="_Toc107825565"/>
-      <w:bookmarkStart w:id="83" w:name="_Toc28611"/>
+      <w:bookmarkStart w:id="82" w:name="_Toc28611"/>
+      <w:bookmarkStart w:id="83" w:name="_Toc107825565"/>
       <w:r>
         <w:rPr>
           <w:rFonts w:hint="eastAsia"/>
@@ -16714,8 +16698,8 @@
           <w:lang w:eastAsia="zh-CN"/>
         </w:rPr>
       </w:pPr>
-      <w:bookmarkStart w:id="84" w:name="_Toc107825566"/>
-      <w:bookmarkStart w:id="85" w:name="_Toc22197"/>
+      <w:bookmarkStart w:id="84" w:name="_Toc22197"/>
+      <w:bookmarkStart w:id="85" w:name="_Toc107825566"/>
       <w:bookmarkStart w:id="86" w:name="_Toc10776"/>
       <w:r>
         <w:rPr>
@@ -16900,8 +16884,8 @@
           <w:lang w:eastAsia="zh-CN"/>
         </w:rPr>
       </w:pPr>
-      <w:bookmarkStart w:id="87" w:name="_Toc31498"/>
-      <w:bookmarkStart w:id="88" w:name="_Toc5398"/>
+      <w:bookmarkStart w:id="87" w:name="_Toc5398"/>
+      <w:bookmarkStart w:id="88" w:name="_Toc31498"/>
       <w:bookmarkStart w:id="89" w:name="_Toc107825567"/>
       <w:r>
         <w:rPr>
@@ -17343,8 +17327,8 @@
           <w:lang w:eastAsia="zh-CN"/>
         </w:rPr>
       </w:pPr>
-      <w:bookmarkStart w:id="90" w:name="_Toc18576"/>
-      <w:bookmarkStart w:id="91" w:name="_Toc16486"/>
+      <w:bookmarkStart w:id="90" w:name="_Toc16486"/>
+      <w:bookmarkStart w:id="91" w:name="_Toc18576"/>
       <w:r>
         <w:rPr>
           <w:rFonts w:hint="eastAsia" w:ascii="Times New Roman" w:hAnsi="Times New Roman" w:eastAsia="微软雅黑" w:cs="Times New Roman"/>
@@ -17608,10 +17592,10 @@
           <w:lang w:eastAsia="zh-CN"/>
         </w:rPr>
       </w:pPr>
-      <w:bookmarkStart w:id="92" w:name="_Toc5400"/>
-      <w:bookmarkStart w:id="93" w:name="_Toc3846"/>
+      <w:bookmarkStart w:id="92" w:name="_Toc331"/>
+      <w:bookmarkStart w:id="93" w:name="_Toc5400"/>
       <w:bookmarkStart w:id="94" w:name="_Toc32060"/>
-      <w:bookmarkStart w:id="95" w:name="_Toc331"/>
+      <w:bookmarkStart w:id="95" w:name="_Toc3846"/>
       <w:r>
         <w:rPr>
           <w:rFonts w:ascii="Times New Roman" w:hAnsi="Times New Roman" w:eastAsia="微软雅黑" w:cs="Times New Roman"/>
@@ -17742,8 +17726,8 @@
           <w:lang w:eastAsia="zh-CN"/>
         </w:rPr>
       </w:pPr>
-      <w:bookmarkStart w:id="96" w:name="_Toc126"/>
-      <w:bookmarkStart w:id="97" w:name="_Toc22196"/>
+      <w:bookmarkStart w:id="96" w:name="_Toc22196"/>
+      <w:bookmarkStart w:id="97" w:name="_Toc126"/>
       <w:bookmarkStart w:id="98" w:name="_Toc10299"/>
       <w:bookmarkStart w:id="99" w:name="_Toc5423"/>
       <w:r>
@@ -17943,15 +17927,15 @@
           <w:lang w:eastAsia="zh-CN"/>
         </w:rPr>
       </w:pPr>
-      <w:bookmarkStart w:id="100" w:name="_Toc3409"/>
+      <w:bookmarkStart w:id="100" w:name="_Toc28248"/>
       <w:bookmarkStart w:id="101" w:name="_Toc15114"/>
-      <w:bookmarkStart w:id="102" w:name="_Toc28248"/>
-      <w:bookmarkStart w:id="103" w:name="_Toc20170_WPSOffice_Level1"/>
-      <w:bookmarkStart w:id="104" w:name="_Toc28454_WPSOffice_Level1"/>
-      <w:bookmarkStart w:id="105" w:name="_Toc107825570"/>
+      <w:bookmarkStart w:id="102" w:name="_Toc3409"/>
+      <w:bookmarkStart w:id="103" w:name="_Toc27034"/>
+      <w:bookmarkStart w:id="104" w:name="_Toc26985_WPSOffice_Level1"/>
+      <w:bookmarkStart w:id="105" w:name="_Toc20170_WPSOffice_Level1"/>
       <w:bookmarkStart w:id="106" w:name="_Toc5476"/>
-      <w:bookmarkStart w:id="107" w:name="_Toc27034"/>
-      <w:bookmarkStart w:id="108" w:name="_Toc26985_WPSOffice_Level1"/>
+      <w:bookmarkStart w:id="107" w:name="_Toc107825570"/>
+      <w:bookmarkStart w:id="108" w:name="_Toc28454_WPSOffice_Level1"/>
       <w:r>
         <w:rPr>
           <w:rFonts w:hint="eastAsia"/>
@@ -17979,14 +17963,14 @@
         </w:rPr>
       </w:pPr>
       <w:bookmarkStart w:id="109" w:name="_Toc107825571"/>
-      <w:bookmarkStart w:id="110" w:name="_Toc9662"/>
-      <w:bookmarkStart w:id="111" w:name="_Toc21361"/>
-      <w:bookmarkStart w:id="112" w:name="_Toc22162_WPSOffice_Level1"/>
-      <w:bookmarkStart w:id="113" w:name="_Toc19584_WPSOffice_Level1"/>
-      <w:bookmarkStart w:id="114" w:name="_Toc14611_WPSOffice_Level1"/>
-      <w:bookmarkStart w:id="115" w:name="_Toc13275"/>
-      <w:bookmarkStart w:id="116" w:name="_Toc22623"/>
-      <w:bookmarkStart w:id="117" w:name="_Toc17792_WPSOffice_Level2"/>
+      <w:bookmarkStart w:id="110" w:name="_Toc21361"/>
+      <w:bookmarkStart w:id="111" w:name="_Toc9662"/>
+      <w:bookmarkStart w:id="112" w:name="_Toc13275"/>
+      <w:bookmarkStart w:id="113" w:name="_Toc22623"/>
+      <w:bookmarkStart w:id="114" w:name="_Toc19584_WPSOffice_Level1"/>
+      <w:bookmarkStart w:id="115" w:name="_Toc17792_WPSOffice_Level2"/>
+      <w:bookmarkStart w:id="116" w:name="_Toc22162_WPSOffice_Level1"/>
+      <w:bookmarkStart w:id="117" w:name="_Toc14611_WPSOffice_Level1"/>
     </w:p>
     <w:p>
       <w:pPr>
